--- a/Техническое задание на разработку ПО.docx
+++ b/Техническое задание на разработку ПО.docx
@@ -140,7 +140,6 @@
           <w:rFonts w:ascii="Times New Roman" w:eastAsia="Times New Roman" w:hAnsi="Times New Roman" w:cs="Times New Roman"/>
           <w:sz w:val="28"/>
           <w:szCs w:val="28"/>
-          <w:lang w:val="ru-RU"/>
         </w:rPr>
       </w:pPr>
       <w:r>
@@ -151,7 +150,6 @@
         </w:rPr>
         <w:t xml:space="preserve">На разработку </w:t>
       </w:r>
-      <w:proofErr w:type="spellStart"/>
       <w:r>
         <w:rPr>
           <w:rFonts w:ascii="Times New Roman" w:hAnsi="Times New Roman" w:cs="Times New Roman"/>
@@ -161,9 +159,8 @@
           <w:u w:val="single"/>
           <w:shd w:val="clear" w:color="auto" w:fill="FFFFFF"/>
         </w:rPr>
-        <w:t>приложени</w:t>
-      </w:r>
-      <w:proofErr w:type="spellEnd"/>
+        <w:t>приложения</w:t>
+      </w:r>
       <w:r>
         <w:rPr>
           <w:rFonts w:ascii="Times New Roman" w:hAnsi="Times New Roman" w:cs="Times New Roman"/>
@@ -172,10 +169,10 @@
           <w:szCs w:val="28"/>
           <w:u w:val="single"/>
           <w:shd w:val="clear" w:color="auto" w:fill="FFFFFF"/>
-          <w:lang w:val="ru-RU"/>
-        </w:rPr>
-        <w:t>я</w:t>
-      </w:r>
+        </w:rPr>
+        <w:t xml:space="preserve"> с графическим интерфейсом на языке </w:t>
+      </w:r>
+      <w:proofErr w:type="spellStart"/>
       <w:r>
         <w:rPr>
           <w:rFonts w:ascii="Times New Roman" w:hAnsi="Times New Roman" w:cs="Times New Roman"/>
@@ -185,9 +182,9 @@
           <w:u w:val="single"/>
           <w:shd w:val="clear" w:color="auto" w:fill="FFFFFF"/>
         </w:rPr>
-        <w:t xml:space="preserve"> с графическим интерфейсом на языке </w:t>
-      </w:r>
-      <w:proofErr w:type="spellStart"/>
+        <w:t>Python</w:t>
+      </w:r>
+      <w:proofErr w:type="spellEnd"/>
       <w:r>
         <w:rPr>
           <w:rFonts w:ascii="Times New Roman" w:hAnsi="Times New Roman" w:cs="Times New Roman"/>
@@ -197,9 +194,9 @@
           <w:u w:val="single"/>
           <w:shd w:val="clear" w:color="auto" w:fill="FFFFFF"/>
         </w:rPr>
-        <w:t>Python</w:t>
-      </w:r>
-      <w:proofErr w:type="spellEnd"/>
+        <w:t xml:space="preserve">, которое будет отображать текущие курсы популярных </w:t>
+      </w:r>
+      <w:proofErr w:type="spellStart"/>
       <w:r>
         <w:rPr>
           <w:rFonts w:ascii="Times New Roman" w:hAnsi="Times New Roman" w:cs="Times New Roman"/>
@@ -209,9 +206,9 @@
           <w:u w:val="single"/>
           <w:shd w:val="clear" w:color="auto" w:fill="FFFFFF"/>
         </w:rPr>
-        <w:t xml:space="preserve">, которое будет отображать текущие курсы популярных </w:t>
-      </w:r>
-      <w:proofErr w:type="spellStart"/>
+        <w:t>криптовалют</w:t>
+      </w:r>
+      <w:proofErr w:type="spellEnd"/>
       <w:r>
         <w:rPr>
           <w:rFonts w:ascii="Times New Roman" w:hAnsi="Times New Roman" w:cs="Times New Roman"/>
@@ -221,18 +218,6 @@
           <w:u w:val="single"/>
           <w:shd w:val="clear" w:color="auto" w:fill="FFFFFF"/>
         </w:rPr>
-        <w:t>криптовалют</w:t>
-      </w:r>
-      <w:proofErr w:type="spellEnd"/>
-      <w:r>
-        <w:rPr>
-          <w:rFonts w:ascii="Times New Roman" w:hAnsi="Times New Roman" w:cs="Times New Roman"/>
-          <w:color w:val="2A2A34"/>
-          <w:sz w:val="28"/>
-          <w:szCs w:val="28"/>
-          <w:u w:val="single"/>
-          <w:shd w:val="clear" w:color="auto" w:fill="FFFFFF"/>
-        </w:rPr>
         <w:t xml:space="preserve"> к доллару США</w:t>
       </w:r>
       <w:r>
@@ -240,7 +225,6 @@
           <w:rFonts w:ascii="Times New Roman" w:eastAsia="Times New Roman" w:hAnsi="Times New Roman" w:cs="Times New Roman"/>
           <w:sz w:val="28"/>
           <w:szCs w:val="28"/>
-          <w:lang w:val="ru-RU"/>
         </w:rPr>
         <w:t xml:space="preserve"> </w:t>
       </w:r>
@@ -503,7 +487,6 @@
           <w:rFonts w:ascii="Times New Roman" w:eastAsia="Times New Roman" w:hAnsi="Times New Roman" w:cs="Times New Roman"/>
           <w:sz w:val="28"/>
           <w:szCs w:val="28"/>
-          <w:lang w:val="ru-RU"/>
         </w:rPr>
         <w:t>6</w:t>
       </w:r>
@@ -523,604 +506,1540 @@
         </w:rPr>
       </w:pPr>
     </w:p>
-    <w:p>
-      <w:pPr>
-        <w:pStyle w:val="normal"/>
-        <w:spacing w:line="312" w:lineRule="auto"/>
-        <w:rPr>
-          <w:rFonts w:ascii="Times New Roman" w:eastAsia="Times New Roman" w:hAnsi="Times New Roman" w:cs="Times New Roman"/>
-          <w:sz w:val="28"/>
-          <w:szCs w:val="28"/>
-        </w:rPr>
-      </w:pPr>
-      <w:r>
-        <w:rPr>
-          <w:rFonts w:ascii="Times New Roman" w:eastAsia="Times New Roman" w:hAnsi="Times New Roman" w:cs="Times New Roman"/>
-          <w:sz w:val="28"/>
-          <w:szCs w:val="28"/>
-        </w:rPr>
-        <w:t>Оглавление:</w:t>
-      </w:r>
-    </w:p>
-    <w:p>
-      <w:pPr>
-        <w:pStyle w:val="normal"/>
-        <w:spacing w:line="312" w:lineRule="auto"/>
-        <w:rPr>
-          <w:rFonts w:ascii="Times New Roman" w:eastAsia="Times New Roman" w:hAnsi="Times New Roman" w:cs="Times New Roman"/>
-          <w:sz w:val="28"/>
-          <w:szCs w:val="28"/>
-        </w:rPr>
-      </w:pPr>
-    </w:p>
     <w:sdt>
       <w:sdtPr>
-        <w:id w:val="255999547"/>
+        <w:id w:val="255999549"/>
         <w:docPartObj>
           <w:docPartGallery w:val="Table of Contents"/>
           <w:docPartUnique/>
         </w:docPartObj>
       </w:sdtPr>
+      <w:sdtEndPr>
+        <w:rPr>
+          <w:rFonts w:ascii="Arial" w:eastAsia="Arial" w:hAnsi="Arial" w:cs="Arial"/>
+          <w:b w:val="0"/>
+          <w:bCs w:val="0"/>
+          <w:color w:val="auto"/>
+          <w:sz w:val="22"/>
+          <w:szCs w:val="22"/>
+          <w:lang w:eastAsia="ru-RU"/>
+        </w:rPr>
+      </w:sdtEndPr>
       <w:sdtContent>
         <w:p>
           <w:pPr>
-            <w:pStyle w:val="normal"/>
-            <w:widowControl w:val="0"/>
+            <w:pStyle w:val="a8"/>
+          </w:pPr>
+          <w:r>
+            <w:t>Оглавление</w:t>
+          </w:r>
+        </w:p>
+        <w:p>
+          <w:pPr>
+            <w:pStyle w:val="10"/>
             <w:tabs>
-              <w:tab w:val="right" w:pos="12000"/>
+              <w:tab w:val="left" w:pos="440"/>
+              <w:tab w:val="right" w:leader="dot" w:pos="9019"/>
             </w:tabs>
-            <w:spacing w:before="60" w:line="240" w:lineRule="auto"/>
             <w:rPr>
-              <w:b/>
-              <w:color w:val="000000"/>
+              <w:rFonts w:asciiTheme="minorHAnsi" w:eastAsiaTheme="minorEastAsia" w:hAnsiTheme="minorHAnsi" w:cstheme="minorBidi"/>
+              <w:noProof/>
             </w:rPr>
           </w:pPr>
           <w:r>
             <w:fldChar w:fldCharType="begin"/>
           </w:r>
           <w:r>
-            <w:instrText xml:space="preserve"> TOC \h \u \z \t "Heading 1,1,Heading 2,2,Heading 3,3,Heading 4,4,Heading 5,5,Heading 6,6,"</w:instrText>
+            <w:instrText xml:space="preserve"> TOC \o "1-3" \h \z \u </w:instrText>
           </w:r>
           <w:r>
             <w:fldChar w:fldCharType="separate"/>
           </w:r>
-          <w:hyperlink w:anchor="_heading=h.gjdgxs">
-            <w:r>
-              <w:rPr>
+          <w:hyperlink w:anchor="_Toc236844330" w:history="1">
+            <w:r>
+              <w:rPr>
+                <w:rStyle w:val="a9"/>
                 <w:rFonts w:ascii="Times New Roman" w:eastAsia="Times New Roman" w:hAnsi="Times New Roman" w:cs="Times New Roman"/>
-                <w:b/>
-                <w:color w:val="000000"/>
-                <w:sz w:val="28"/>
-                <w:szCs w:val="28"/>
-              </w:rPr>
-              <w:t>1. Общие сведения</w:t>
-            </w:r>
-            <w:r>
-              <w:rPr>
+                <w:noProof/>
+              </w:rPr>
+              <w:t>1.</w:t>
+            </w:r>
+            <w:r>
+              <w:rPr>
+                <w:rFonts w:asciiTheme="minorHAnsi" w:eastAsiaTheme="minorEastAsia" w:hAnsiTheme="minorHAnsi" w:cstheme="minorBidi"/>
+                <w:noProof/>
+              </w:rPr>
+              <w:tab/>
+            </w:r>
+            <w:r>
+              <w:rPr>
+                <w:rStyle w:val="a9"/>
                 <w:rFonts w:ascii="Times New Roman" w:eastAsia="Times New Roman" w:hAnsi="Times New Roman" w:cs="Times New Roman"/>
-                <w:b/>
-                <w:color w:val="000000"/>
-                <w:sz w:val="28"/>
-                <w:szCs w:val="28"/>
+                <w:noProof/>
+              </w:rPr>
+              <w:t>Общие сведения</w:t>
+            </w:r>
+            <w:r>
+              <w:rPr>
+                <w:noProof/>
+                <w:webHidden/>
               </w:rPr>
               <w:tab/>
+            </w:r>
+            <w:r>
+              <w:rPr>
+                <w:noProof/>
+                <w:webHidden/>
+              </w:rPr>
+              <w:fldChar w:fldCharType="begin"/>
+            </w:r>
+            <w:r>
+              <w:rPr>
+                <w:noProof/>
+                <w:webHidden/>
+              </w:rPr>
+              <w:instrText xml:space="preserve"> PAGEREF _Toc236844330 \h </w:instrText>
+            </w:r>
+            <w:r>
+              <w:rPr>
+                <w:noProof/>
+                <w:webHidden/>
+              </w:rPr>
+            </w:r>
+            <w:r>
+              <w:rPr>
+                <w:noProof/>
+                <w:webHidden/>
+              </w:rPr>
+              <w:fldChar w:fldCharType="separate"/>
+            </w:r>
+            <w:r>
+              <w:rPr>
+                <w:noProof/>
+                <w:webHidden/>
+              </w:rPr>
               <w:t>3</w:t>
+            </w:r>
+            <w:r>
+              <w:rPr>
+                <w:noProof/>
+                <w:webHidden/>
+              </w:rPr>
+              <w:fldChar w:fldCharType="end"/>
             </w:r>
           </w:hyperlink>
         </w:p>
         <w:p>
           <w:pPr>
-            <w:pStyle w:val="normal"/>
-            <w:widowControl w:val="0"/>
+            <w:pStyle w:val="20"/>
             <w:tabs>
-              <w:tab w:val="right" w:pos="12000"/>
+              <w:tab w:val="left" w:pos="880"/>
+              <w:tab w:val="right" w:leader="dot" w:pos="9019"/>
             </w:tabs>
-            <w:spacing w:before="60" w:line="240" w:lineRule="auto"/>
-            <w:ind w:left="360"/>
             <w:rPr>
-              <w:color w:val="000000"/>
+              <w:rFonts w:asciiTheme="minorHAnsi" w:eastAsiaTheme="minorEastAsia" w:hAnsiTheme="minorHAnsi" w:cstheme="minorBidi"/>
+              <w:noProof/>
             </w:rPr>
           </w:pPr>
-          <w:hyperlink w:anchor="_heading=h.30j0zll">
-            <w:r>
-              <w:rPr>
+          <w:hyperlink w:anchor="_Toc236844331" w:history="1">
+            <w:r>
+              <w:rPr>
+                <w:rStyle w:val="a9"/>
                 <w:rFonts w:ascii="Times New Roman" w:eastAsia="Times New Roman" w:hAnsi="Times New Roman" w:cs="Times New Roman"/>
-                <w:color w:val="000000"/>
-                <w:sz w:val="28"/>
-                <w:szCs w:val="28"/>
-              </w:rPr>
-              <w:t>1.1. Полное наименование системы и ее условное обозначение</w:t>
-            </w:r>
-            <w:r>
-              <w:rPr>
+                <w:noProof/>
+              </w:rPr>
+              <w:t>1.1.</w:t>
+            </w:r>
+            <w:r>
+              <w:rPr>
+                <w:rFonts w:asciiTheme="minorHAnsi" w:eastAsiaTheme="minorEastAsia" w:hAnsiTheme="minorHAnsi" w:cstheme="minorBidi"/>
+                <w:noProof/>
+              </w:rPr>
+              <w:tab/>
+            </w:r>
+            <w:r>
+              <w:rPr>
+                <w:rStyle w:val="a9"/>
                 <w:rFonts w:ascii="Times New Roman" w:eastAsia="Times New Roman" w:hAnsi="Times New Roman" w:cs="Times New Roman"/>
-                <w:color w:val="000000"/>
-                <w:sz w:val="28"/>
-                <w:szCs w:val="28"/>
+                <w:noProof/>
+              </w:rPr>
+              <w:t>Полное наименование системы и ее условное обозначение</w:t>
+            </w:r>
+            <w:r>
+              <w:rPr>
+                <w:noProof/>
+                <w:webHidden/>
               </w:rPr>
               <w:tab/>
+            </w:r>
+            <w:r>
+              <w:rPr>
+                <w:noProof/>
+                <w:webHidden/>
+              </w:rPr>
+              <w:fldChar w:fldCharType="begin"/>
+            </w:r>
+            <w:r>
+              <w:rPr>
+                <w:noProof/>
+                <w:webHidden/>
+              </w:rPr>
+              <w:instrText xml:space="preserve"> PAGEREF _Toc236844331 \h </w:instrText>
+            </w:r>
+            <w:r>
+              <w:rPr>
+                <w:noProof/>
+                <w:webHidden/>
+              </w:rPr>
+            </w:r>
+            <w:r>
+              <w:rPr>
+                <w:noProof/>
+                <w:webHidden/>
+              </w:rPr>
+              <w:fldChar w:fldCharType="separate"/>
+            </w:r>
+            <w:r>
+              <w:rPr>
+                <w:noProof/>
+                <w:webHidden/>
+              </w:rPr>
               <w:t>3</w:t>
+            </w:r>
+            <w:r>
+              <w:rPr>
+                <w:noProof/>
+                <w:webHidden/>
+              </w:rPr>
+              <w:fldChar w:fldCharType="end"/>
             </w:r>
           </w:hyperlink>
         </w:p>
         <w:p>
           <w:pPr>
-            <w:pStyle w:val="normal"/>
-            <w:widowControl w:val="0"/>
+            <w:pStyle w:val="20"/>
             <w:tabs>
-              <w:tab w:val="right" w:pos="12000"/>
+              <w:tab w:val="left" w:pos="880"/>
+              <w:tab w:val="right" w:leader="dot" w:pos="9019"/>
             </w:tabs>
-            <w:spacing w:before="60" w:line="240" w:lineRule="auto"/>
-            <w:ind w:left="360"/>
             <w:rPr>
-              <w:color w:val="000000"/>
+              <w:rFonts w:asciiTheme="minorHAnsi" w:eastAsiaTheme="minorEastAsia" w:hAnsiTheme="minorHAnsi" w:cstheme="minorBidi"/>
+              <w:noProof/>
             </w:rPr>
           </w:pPr>
-          <w:hyperlink w:anchor="_heading=h.1fob9te">
-            <w:r>
-              <w:rPr>
+          <w:hyperlink w:anchor="_Toc236844332" w:history="1">
+            <w:r>
+              <w:rPr>
+                <w:rStyle w:val="a9"/>
                 <w:rFonts w:ascii="Times New Roman" w:eastAsia="Times New Roman" w:hAnsi="Times New Roman" w:cs="Times New Roman"/>
-                <w:color w:val="000000"/>
-                <w:sz w:val="28"/>
-                <w:szCs w:val="28"/>
-              </w:rPr>
-              <w:t>1.2. Организация — разработчик и организация — заказчик</w:t>
-            </w:r>
-            <w:r>
-              <w:rPr>
+                <w:noProof/>
+              </w:rPr>
+              <w:t>1.2.</w:t>
+            </w:r>
+            <w:r>
+              <w:rPr>
+                <w:rFonts w:asciiTheme="minorHAnsi" w:eastAsiaTheme="minorEastAsia" w:hAnsiTheme="minorHAnsi" w:cstheme="minorBidi"/>
+                <w:noProof/>
+              </w:rPr>
+              <w:tab/>
+            </w:r>
+            <w:r>
+              <w:rPr>
+                <w:rStyle w:val="a9"/>
                 <w:rFonts w:ascii="Times New Roman" w:eastAsia="Times New Roman" w:hAnsi="Times New Roman" w:cs="Times New Roman"/>
-                <w:color w:val="000000"/>
-                <w:sz w:val="28"/>
-                <w:szCs w:val="28"/>
+                <w:noProof/>
+              </w:rPr>
+              <w:t>Организация — разработчик и организация — заказчик:</w:t>
+            </w:r>
+            <w:r>
+              <w:rPr>
+                <w:noProof/>
+                <w:webHidden/>
               </w:rPr>
               <w:tab/>
+            </w:r>
+            <w:r>
+              <w:rPr>
+                <w:noProof/>
+                <w:webHidden/>
+              </w:rPr>
+              <w:fldChar w:fldCharType="begin"/>
+            </w:r>
+            <w:r>
+              <w:rPr>
+                <w:noProof/>
+                <w:webHidden/>
+              </w:rPr>
+              <w:instrText xml:space="preserve"> PAGEREF _Toc236844332 \h </w:instrText>
+            </w:r>
+            <w:r>
+              <w:rPr>
+                <w:noProof/>
+                <w:webHidden/>
+              </w:rPr>
+            </w:r>
+            <w:r>
+              <w:rPr>
+                <w:noProof/>
+                <w:webHidden/>
+              </w:rPr>
+              <w:fldChar w:fldCharType="separate"/>
+            </w:r>
+            <w:r>
+              <w:rPr>
+                <w:noProof/>
+                <w:webHidden/>
+              </w:rPr>
               <w:t>3</w:t>
+            </w:r>
+            <w:r>
+              <w:rPr>
+                <w:noProof/>
+                <w:webHidden/>
+              </w:rPr>
+              <w:fldChar w:fldCharType="end"/>
             </w:r>
           </w:hyperlink>
         </w:p>
         <w:p>
           <w:pPr>
-            <w:pStyle w:val="normal"/>
-            <w:widowControl w:val="0"/>
+            <w:pStyle w:val="10"/>
             <w:tabs>
-              <w:tab w:val="right" w:pos="12000"/>
+              <w:tab w:val="left" w:pos="440"/>
+              <w:tab w:val="right" w:leader="dot" w:pos="9019"/>
             </w:tabs>
-            <w:spacing w:before="60" w:line="240" w:lineRule="auto"/>
             <w:rPr>
-              <w:b/>
-              <w:color w:val="000000"/>
+              <w:rFonts w:asciiTheme="minorHAnsi" w:eastAsiaTheme="minorEastAsia" w:hAnsiTheme="minorHAnsi" w:cstheme="minorBidi"/>
+              <w:noProof/>
             </w:rPr>
           </w:pPr>
-          <w:hyperlink w:anchor="_heading=h.3znysh7">
-            <w:r>
-              <w:rPr>
+          <w:hyperlink w:anchor="_Toc236844333" w:history="1">
+            <w:r>
+              <w:rPr>
+                <w:rStyle w:val="a9"/>
                 <w:rFonts w:ascii="Times New Roman" w:eastAsia="Times New Roman" w:hAnsi="Times New Roman" w:cs="Times New Roman"/>
-                <w:b/>
-                <w:color w:val="000000"/>
-                <w:sz w:val="28"/>
-                <w:szCs w:val="28"/>
-              </w:rPr>
-              <w:t>2. Назначение и цели создания системы</w:t>
-            </w:r>
-            <w:r>
-              <w:rPr>
+                <w:noProof/>
+              </w:rPr>
+              <w:t>2.</w:t>
+            </w:r>
+            <w:r>
+              <w:rPr>
+                <w:rFonts w:asciiTheme="minorHAnsi" w:eastAsiaTheme="minorEastAsia" w:hAnsiTheme="minorHAnsi" w:cstheme="minorBidi"/>
+                <w:noProof/>
+              </w:rPr>
+              <w:tab/>
+            </w:r>
+            <w:r>
+              <w:rPr>
+                <w:rStyle w:val="a9"/>
                 <w:rFonts w:ascii="Times New Roman" w:eastAsia="Times New Roman" w:hAnsi="Times New Roman" w:cs="Times New Roman"/>
-                <w:b/>
-                <w:color w:val="000000"/>
-                <w:sz w:val="28"/>
-                <w:szCs w:val="28"/>
+                <w:noProof/>
+              </w:rPr>
+              <w:t>Назначение и цели создания системы</w:t>
+            </w:r>
+            <w:r>
+              <w:rPr>
+                <w:noProof/>
+                <w:webHidden/>
               </w:rPr>
               <w:tab/>
+            </w:r>
+            <w:r>
+              <w:rPr>
+                <w:noProof/>
+                <w:webHidden/>
+              </w:rPr>
+              <w:fldChar w:fldCharType="begin"/>
+            </w:r>
+            <w:r>
+              <w:rPr>
+                <w:noProof/>
+                <w:webHidden/>
+              </w:rPr>
+              <w:instrText xml:space="preserve"> PAGEREF _Toc236844333 \h </w:instrText>
+            </w:r>
+            <w:r>
+              <w:rPr>
+                <w:noProof/>
+                <w:webHidden/>
+              </w:rPr>
+            </w:r>
+            <w:r>
+              <w:rPr>
+                <w:noProof/>
+                <w:webHidden/>
+              </w:rPr>
+              <w:fldChar w:fldCharType="separate"/>
+            </w:r>
+            <w:r>
+              <w:rPr>
+                <w:noProof/>
+                <w:webHidden/>
+              </w:rPr>
               <w:t>3</w:t>
+            </w:r>
+            <w:r>
+              <w:rPr>
+                <w:noProof/>
+                <w:webHidden/>
+              </w:rPr>
+              <w:fldChar w:fldCharType="end"/>
             </w:r>
           </w:hyperlink>
         </w:p>
         <w:p>
           <w:pPr>
-            <w:pStyle w:val="normal"/>
-            <w:widowControl w:val="0"/>
+            <w:pStyle w:val="20"/>
             <w:tabs>
-              <w:tab w:val="right" w:pos="12000"/>
+              <w:tab w:val="left" w:pos="880"/>
+              <w:tab w:val="right" w:leader="dot" w:pos="9019"/>
             </w:tabs>
-            <w:spacing w:before="60" w:line="240" w:lineRule="auto"/>
-            <w:ind w:left="360"/>
             <w:rPr>
-              <w:color w:val="000000"/>
+              <w:rFonts w:asciiTheme="minorHAnsi" w:eastAsiaTheme="minorEastAsia" w:hAnsiTheme="minorHAnsi" w:cstheme="minorBidi"/>
+              <w:noProof/>
             </w:rPr>
           </w:pPr>
-          <w:hyperlink w:anchor="_heading=h.2et92p0">
-            <w:r>
-              <w:rPr>
+          <w:hyperlink w:anchor="_Toc236844334" w:history="1">
+            <w:r>
+              <w:rPr>
+                <w:rStyle w:val="a9"/>
                 <w:rFonts w:ascii="Times New Roman" w:eastAsia="Times New Roman" w:hAnsi="Times New Roman" w:cs="Times New Roman"/>
-                <w:color w:val="000000"/>
-                <w:sz w:val="28"/>
-                <w:szCs w:val="28"/>
-              </w:rPr>
-              <w:t>2.1. Перечень работ по созданию системы</w:t>
-            </w:r>
-            <w:r>
-              <w:rPr>
+                <w:noProof/>
+              </w:rPr>
+              <w:t>2.1.</w:t>
+            </w:r>
+            <w:r>
+              <w:rPr>
+                <w:rFonts w:asciiTheme="minorHAnsi" w:eastAsiaTheme="minorEastAsia" w:hAnsiTheme="minorHAnsi" w:cstheme="minorBidi"/>
+                <w:noProof/>
+              </w:rPr>
+              <w:tab/>
+            </w:r>
+            <w:r>
+              <w:rPr>
+                <w:rStyle w:val="a9"/>
                 <w:rFonts w:ascii="Times New Roman" w:eastAsia="Times New Roman" w:hAnsi="Times New Roman" w:cs="Times New Roman"/>
-                <w:color w:val="000000"/>
-                <w:sz w:val="28"/>
-                <w:szCs w:val="28"/>
+                <w:noProof/>
+              </w:rPr>
+              <w:t>Перечень работ по созданию системы</w:t>
+            </w:r>
+            <w:r>
+              <w:rPr>
+                <w:noProof/>
+                <w:webHidden/>
               </w:rPr>
               <w:tab/>
+            </w:r>
+            <w:r>
+              <w:rPr>
+                <w:noProof/>
+                <w:webHidden/>
+              </w:rPr>
+              <w:fldChar w:fldCharType="begin"/>
+            </w:r>
+            <w:r>
+              <w:rPr>
+                <w:noProof/>
+                <w:webHidden/>
+              </w:rPr>
+              <w:instrText xml:space="preserve"> PAGEREF _Toc236844334 \h </w:instrText>
+            </w:r>
+            <w:r>
+              <w:rPr>
+                <w:noProof/>
+                <w:webHidden/>
+              </w:rPr>
+            </w:r>
+            <w:r>
+              <w:rPr>
+                <w:noProof/>
+                <w:webHidden/>
+              </w:rPr>
+              <w:fldChar w:fldCharType="separate"/>
+            </w:r>
+            <w:r>
+              <w:rPr>
+                <w:noProof/>
+                <w:webHidden/>
+              </w:rPr>
               <w:t>3</w:t>
+            </w:r>
+            <w:r>
+              <w:rPr>
+                <w:noProof/>
+                <w:webHidden/>
+              </w:rPr>
+              <w:fldChar w:fldCharType="end"/>
             </w:r>
           </w:hyperlink>
         </w:p>
         <w:p>
           <w:pPr>
-            <w:pStyle w:val="normal"/>
-            <w:widowControl w:val="0"/>
+            <w:pStyle w:val="20"/>
             <w:tabs>
-              <w:tab w:val="right" w:pos="12000"/>
+              <w:tab w:val="left" w:pos="880"/>
+              <w:tab w:val="right" w:leader="dot" w:pos="9019"/>
             </w:tabs>
-            <w:spacing w:before="60" w:line="240" w:lineRule="auto"/>
-            <w:ind w:left="360"/>
             <w:rPr>
-              <w:color w:val="000000"/>
+              <w:rFonts w:asciiTheme="minorHAnsi" w:eastAsiaTheme="minorEastAsia" w:hAnsiTheme="minorHAnsi" w:cstheme="minorBidi"/>
+              <w:noProof/>
             </w:rPr>
           </w:pPr>
-          <w:hyperlink w:anchor="_heading=h.tyjcwt">
-            <w:r>
-              <w:rPr>
+          <w:hyperlink w:anchor="_Toc236844335" w:history="1">
+            <w:r>
+              <w:rPr>
+                <w:rStyle w:val="a9"/>
                 <w:rFonts w:ascii="Times New Roman" w:eastAsia="Times New Roman" w:hAnsi="Times New Roman" w:cs="Times New Roman"/>
-                <w:color w:val="000000"/>
-                <w:sz w:val="28"/>
-                <w:szCs w:val="28"/>
-              </w:rPr>
-              <w:t>2.2. Цели создания системы</w:t>
-            </w:r>
-            <w:r>
-              <w:rPr>
+                <w:noProof/>
+              </w:rPr>
+              <w:t>2.2.</w:t>
+            </w:r>
+            <w:r>
+              <w:rPr>
+                <w:rFonts w:asciiTheme="minorHAnsi" w:eastAsiaTheme="minorEastAsia" w:hAnsiTheme="minorHAnsi" w:cstheme="minorBidi"/>
+                <w:noProof/>
+              </w:rPr>
+              <w:tab/>
+            </w:r>
+            <w:r>
+              <w:rPr>
+                <w:rStyle w:val="a9"/>
                 <w:rFonts w:ascii="Times New Roman" w:eastAsia="Times New Roman" w:hAnsi="Times New Roman" w:cs="Times New Roman"/>
-                <w:color w:val="000000"/>
-                <w:sz w:val="28"/>
-                <w:szCs w:val="28"/>
+                <w:noProof/>
+              </w:rPr>
+              <w:t>Цели создания системы</w:t>
+            </w:r>
+            <w:r>
+              <w:rPr>
+                <w:noProof/>
+                <w:webHidden/>
               </w:rPr>
               <w:tab/>
+            </w:r>
+            <w:r>
+              <w:rPr>
+                <w:noProof/>
+                <w:webHidden/>
+              </w:rPr>
+              <w:fldChar w:fldCharType="begin"/>
+            </w:r>
+            <w:r>
+              <w:rPr>
+                <w:noProof/>
+                <w:webHidden/>
+              </w:rPr>
+              <w:instrText xml:space="preserve"> PAGEREF _Toc236844335 \h </w:instrText>
+            </w:r>
+            <w:r>
+              <w:rPr>
+                <w:noProof/>
+                <w:webHidden/>
+              </w:rPr>
+            </w:r>
+            <w:r>
+              <w:rPr>
+                <w:noProof/>
+                <w:webHidden/>
+              </w:rPr>
+              <w:fldChar w:fldCharType="separate"/>
+            </w:r>
+            <w:r>
+              <w:rPr>
+                <w:noProof/>
+                <w:webHidden/>
+              </w:rPr>
               <w:t>3</w:t>
+            </w:r>
+            <w:r>
+              <w:rPr>
+                <w:noProof/>
+                <w:webHidden/>
+              </w:rPr>
+              <w:fldChar w:fldCharType="end"/>
             </w:r>
           </w:hyperlink>
         </w:p>
         <w:p>
           <w:pPr>
-            <w:pStyle w:val="normal"/>
-            <w:widowControl w:val="0"/>
+            <w:pStyle w:val="20"/>
             <w:tabs>
-              <w:tab w:val="right" w:pos="12000"/>
+              <w:tab w:val="right" w:leader="dot" w:pos="9019"/>
             </w:tabs>
-            <w:spacing w:before="60" w:line="240" w:lineRule="auto"/>
-            <w:ind w:left="360"/>
             <w:rPr>
-              <w:color w:val="000000"/>
+              <w:rFonts w:asciiTheme="minorHAnsi" w:eastAsiaTheme="minorEastAsia" w:hAnsiTheme="minorHAnsi" w:cstheme="minorBidi"/>
+              <w:noProof/>
             </w:rPr>
           </w:pPr>
-          <w:hyperlink w:anchor="_heading=h.3dy6vkm">
-            <w:r>
-              <w:rPr>
-                <w:rFonts w:ascii="Times New Roman" w:eastAsia="Times New Roman" w:hAnsi="Times New Roman" w:cs="Times New Roman"/>
-                <w:color w:val="000000"/>
-                <w:sz w:val="28"/>
-                <w:szCs w:val="28"/>
-              </w:rPr>
-              <w:t>2.3. Объект автоматизации</w:t>
-            </w:r>
-            <w:r>
-              <w:rPr>
-                <w:rFonts w:ascii="Times New Roman" w:eastAsia="Times New Roman" w:hAnsi="Times New Roman" w:cs="Times New Roman"/>
-                <w:color w:val="000000"/>
-                <w:sz w:val="28"/>
-                <w:szCs w:val="28"/>
+          <w:hyperlink w:anchor="_Toc236844336" w:history="1">
+            <w:r>
+              <w:rPr>
+                <w:rStyle w:val="a9"/>
+                <w:rFonts w:ascii="Times New Roman" w:hAnsi="Times New Roman" w:cs="Times New Roman"/>
+                <w:noProof/>
+              </w:rPr>
+              <w:t>2.3    Характеристики объекта информатизации</w:t>
+            </w:r>
+            <w:r>
+              <w:rPr>
+                <w:noProof/>
+                <w:webHidden/>
               </w:rPr>
               <w:tab/>
-              <w:t>3</w:t>
+            </w:r>
+            <w:r>
+              <w:rPr>
+                <w:noProof/>
+                <w:webHidden/>
+              </w:rPr>
+              <w:fldChar w:fldCharType="begin"/>
+            </w:r>
+            <w:r>
+              <w:rPr>
+                <w:noProof/>
+                <w:webHidden/>
+              </w:rPr>
+              <w:instrText xml:space="preserve"> PAGEREF _Toc236844336 \h </w:instrText>
+            </w:r>
+            <w:r>
+              <w:rPr>
+                <w:noProof/>
+                <w:webHidden/>
+              </w:rPr>
+            </w:r>
+            <w:r>
+              <w:rPr>
+                <w:noProof/>
+                <w:webHidden/>
+              </w:rPr>
+              <w:fldChar w:fldCharType="separate"/>
+            </w:r>
+            <w:r>
+              <w:rPr>
+                <w:noProof/>
+                <w:webHidden/>
+              </w:rPr>
+              <w:t>4</w:t>
+            </w:r>
+            <w:r>
+              <w:rPr>
+                <w:noProof/>
+                <w:webHidden/>
+              </w:rPr>
+              <w:fldChar w:fldCharType="end"/>
             </w:r>
           </w:hyperlink>
         </w:p>
         <w:p>
           <w:pPr>
-            <w:pStyle w:val="normal"/>
-            <w:widowControl w:val="0"/>
+            <w:pStyle w:val="20"/>
             <w:tabs>
-              <w:tab w:val="right" w:pos="12000"/>
+              <w:tab w:val="right" w:leader="dot" w:pos="9019"/>
             </w:tabs>
-            <w:spacing w:before="60" w:line="240" w:lineRule="auto"/>
-            <w:ind w:left="360"/>
             <w:rPr>
-              <w:color w:val="000000"/>
+              <w:rFonts w:asciiTheme="minorHAnsi" w:eastAsiaTheme="minorEastAsia" w:hAnsiTheme="minorHAnsi" w:cstheme="minorBidi"/>
+              <w:noProof/>
             </w:rPr>
           </w:pPr>
-          <w:hyperlink w:anchor="_heading=h.1t3h5sf">
-            <w:r>
-              <w:rPr>
+          <w:hyperlink w:anchor="_Toc236844337" w:history="1">
+            <w:r>
+              <w:rPr>
+                <w:rStyle w:val="a9"/>
                 <w:rFonts w:ascii="Times New Roman" w:eastAsia="Times New Roman" w:hAnsi="Times New Roman" w:cs="Times New Roman"/>
-                <w:color w:val="000000"/>
-                <w:sz w:val="28"/>
-                <w:szCs w:val="28"/>
-              </w:rPr>
-              <w:t>2.4. Сведения о существующей технологии</w:t>
-            </w:r>
-            <w:r>
-              <w:rPr>
-                <w:rFonts w:ascii="Times New Roman" w:eastAsia="Times New Roman" w:hAnsi="Times New Roman" w:cs="Times New Roman"/>
-                <w:color w:val="000000"/>
-                <w:sz w:val="28"/>
-                <w:szCs w:val="28"/>
+                <w:noProof/>
+              </w:rPr>
+              <w:t>Объект автоматизации</w:t>
+            </w:r>
+            <w:r>
+              <w:rPr>
+                <w:noProof/>
+                <w:webHidden/>
               </w:rPr>
               <w:tab/>
+            </w:r>
+            <w:r>
+              <w:rPr>
+                <w:noProof/>
+                <w:webHidden/>
+              </w:rPr>
+              <w:fldChar w:fldCharType="begin"/>
+            </w:r>
+            <w:r>
+              <w:rPr>
+                <w:noProof/>
+                <w:webHidden/>
+              </w:rPr>
+              <w:instrText xml:space="preserve"> PAGEREF _Toc236844337 \h </w:instrText>
+            </w:r>
+            <w:r>
+              <w:rPr>
+                <w:noProof/>
+                <w:webHidden/>
+              </w:rPr>
+            </w:r>
+            <w:r>
+              <w:rPr>
+                <w:noProof/>
+                <w:webHidden/>
+              </w:rPr>
+              <w:fldChar w:fldCharType="separate"/>
+            </w:r>
+            <w:r>
+              <w:rPr>
+                <w:noProof/>
+                <w:webHidden/>
+              </w:rPr>
               <w:t>4</w:t>
+            </w:r>
+            <w:r>
+              <w:rPr>
+                <w:noProof/>
+                <w:webHidden/>
+              </w:rPr>
+              <w:fldChar w:fldCharType="end"/>
             </w:r>
           </w:hyperlink>
         </w:p>
         <w:p>
           <w:pPr>
-            <w:pStyle w:val="normal"/>
-            <w:widowControl w:val="0"/>
+            <w:pStyle w:val="20"/>
             <w:tabs>
-              <w:tab w:val="right" w:pos="12000"/>
+              <w:tab w:val="right" w:leader="dot" w:pos="9019"/>
             </w:tabs>
-            <w:spacing w:before="60" w:line="240" w:lineRule="auto"/>
             <w:rPr>
-              <w:b/>
-              <w:color w:val="000000"/>
+              <w:rFonts w:asciiTheme="minorHAnsi" w:eastAsiaTheme="minorEastAsia" w:hAnsiTheme="minorHAnsi" w:cstheme="minorBidi"/>
+              <w:noProof/>
             </w:rPr>
           </w:pPr>
-          <w:hyperlink w:anchor="_heading=h.4d34og8">
-            <w:r>
-              <w:rPr>
+          <w:hyperlink w:anchor="_Toc236844338" w:history="1">
+            <w:r>
+              <w:rPr>
+                <w:rStyle w:val="a9"/>
                 <w:rFonts w:ascii="Times New Roman" w:eastAsia="Times New Roman" w:hAnsi="Times New Roman" w:cs="Times New Roman"/>
-                <w:b/>
-                <w:color w:val="000000"/>
-                <w:sz w:val="28"/>
-                <w:szCs w:val="28"/>
-              </w:rPr>
-              <w:t>3. Требования к программному обеспечению ПП</w:t>
-            </w:r>
-            <w:r>
-              <w:rPr>
-                <w:rFonts w:ascii="Times New Roman" w:eastAsia="Times New Roman" w:hAnsi="Times New Roman" w:cs="Times New Roman"/>
-                <w:b/>
-                <w:color w:val="000000"/>
-                <w:sz w:val="28"/>
-                <w:szCs w:val="28"/>
+                <w:noProof/>
+              </w:rPr>
+              <w:t>2.4 Сведения о существующей технологии</w:t>
+            </w:r>
+            <w:r>
+              <w:rPr>
+                <w:noProof/>
+                <w:webHidden/>
               </w:rPr>
               <w:tab/>
+            </w:r>
+            <w:r>
+              <w:rPr>
+                <w:noProof/>
+                <w:webHidden/>
+              </w:rPr>
+              <w:fldChar w:fldCharType="begin"/>
+            </w:r>
+            <w:r>
+              <w:rPr>
+                <w:noProof/>
+                <w:webHidden/>
+              </w:rPr>
+              <w:instrText xml:space="preserve"> PAGEREF _Toc236844338 \h </w:instrText>
+            </w:r>
+            <w:r>
+              <w:rPr>
+                <w:noProof/>
+                <w:webHidden/>
+              </w:rPr>
+            </w:r>
+            <w:r>
+              <w:rPr>
+                <w:noProof/>
+                <w:webHidden/>
+              </w:rPr>
+              <w:fldChar w:fldCharType="separate"/>
+            </w:r>
+            <w:r>
+              <w:rPr>
+                <w:noProof/>
+                <w:webHidden/>
+              </w:rPr>
               <w:t>4</w:t>
+            </w:r>
+            <w:r>
+              <w:rPr>
+                <w:noProof/>
+                <w:webHidden/>
+              </w:rPr>
+              <w:fldChar w:fldCharType="end"/>
             </w:r>
           </w:hyperlink>
         </w:p>
         <w:p>
           <w:pPr>
-            <w:pStyle w:val="normal"/>
-            <w:widowControl w:val="0"/>
+            <w:pStyle w:val="10"/>
             <w:tabs>
-              <w:tab w:val="right" w:pos="12000"/>
+              <w:tab w:val="right" w:leader="dot" w:pos="9019"/>
             </w:tabs>
-            <w:spacing w:before="60" w:line="240" w:lineRule="auto"/>
-            <w:ind w:left="360"/>
             <w:rPr>
-              <w:color w:val="000000"/>
+              <w:rFonts w:asciiTheme="minorHAnsi" w:eastAsiaTheme="minorEastAsia" w:hAnsiTheme="minorHAnsi" w:cstheme="minorBidi"/>
+              <w:noProof/>
             </w:rPr>
           </w:pPr>
-          <w:hyperlink w:anchor="_heading=h.2s8eyo1">
-            <w:r>
-              <w:rPr>
+          <w:hyperlink w:anchor="_Toc236844339" w:history="1">
+            <w:r>
+              <w:rPr>
+                <w:rStyle w:val="a9"/>
                 <w:rFonts w:ascii="Times New Roman" w:eastAsia="Times New Roman" w:hAnsi="Times New Roman" w:cs="Times New Roman"/>
-                <w:color w:val="000000"/>
-                <w:sz w:val="28"/>
-                <w:szCs w:val="28"/>
-              </w:rPr>
-              <w:t>3.1. Функциональные требования</w:t>
-            </w:r>
-            <w:r>
-              <w:rPr>
-                <w:rFonts w:ascii="Times New Roman" w:eastAsia="Times New Roman" w:hAnsi="Times New Roman" w:cs="Times New Roman"/>
-                <w:color w:val="000000"/>
-                <w:sz w:val="28"/>
-                <w:szCs w:val="28"/>
+                <w:noProof/>
+              </w:rPr>
+              <w:t>3.    Требования к программному обеспечению «Крипто курс»</w:t>
+            </w:r>
+            <w:r>
+              <w:rPr>
+                <w:noProof/>
+                <w:webHidden/>
               </w:rPr>
               <w:tab/>
+            </w:r>
+            <w:r>
+              <w:rPr>
+                <w:noProof/>
+                <w:webHidden/>
+              </w:rPr>
+              <w:fldChar w:fldCharType="begin"/>
+            </w:r>
+            <w:r>
+              <w:rPr>
+                <w:noProof/>
+                <w:webHidden/>
+              </w:rPr>
+              <w:instrText xml:space="preserve"> PAGEREF _Toc236844339 \h </w:instrText>
+            </w:r>
+            <w:r>
+              <w:rPr>
+                <w:noProof/>
+                <w:webHidden/>
+              </w:rPr>
+            </w:r>
+            <w:r>
+              <w:rPr>
+                <w:noProof/>
+                <w:webHidden/>
+              </w:rPr>
+              <w:fldChar w:fldCharType="separate"/>
+            </w:r>
+            <w:r>
+              <w:rPr>
+                <w:noProof/>
+                <w:webHidden/>
+              </w:rPr>
               <w:t>4</w:t>
+            </w:r>
+            <w:r>
+              <w:rPr>
+                <w:noProof/>
+                <w:webHidden/>
+              </w:rPr>
+              <w:fldChar w:fldCharType="end"/>
             </w:r>
           </w:hyperlink>
         </w:p>
         <w:p>
           <w:pPr>
-            <w:pStyle w:val="normal"/>
-            <w:widowControl w:val="0"/>
+            <w:pStyle w:val="20"/>
             <w:tabs>
-              <w:tab w:val="right" w:pos="12000"/>
+              <w:tab w:val="right" w:leader="dot" w:pos="9019"/>
             </w:tabs>
-            <w:spacing w:before="60" w:line="240" w:lineRule="auto"/>
             <w:rPr>
-              <w:b/>
-              <w:color w:val="000000"/>
+              <w:rFonts w:asciiTheme="minorHAnsi" w:eastAsiaTheme="minorEastAsia" w:hAnsiTheme="minorHAnsi" w:cstheme="minorBidi"/>
+              <w:noProof/>
             </w:rPr>
           </w:pPr>
-          <w:hyperlink w:anchor="_heading=h.17dp8vu">
-            <w:r>
-              <w:rPr>
+          <w:hyperlink w:anchor="_Toc236844340" w:history="1">
+            <w:r>
+              <w:rPr>
+                <w:rStyle w:val="a9"/>
+                <w:rFonts w:ascii="Times New Roman" w:hAnsi="Times New Roman" w:cs="Times New Roman"/>
+                <w:noProof/>
+              </w:rPr>
+              <w:t xml:space="preserve">3.1 </w:t>
+            </w:r>
+            <w:r>
+              <w:rPr>
+                <w:rStyle w:val="a9"/>
                 <w:rFonts w:ascii="Times New Roman" w:eastAsia="Times New Roman" w:hAnsi="Times New Roman" w:cs="Times New Roman"/>
-                <w:b/>
-                <w:color w:val="000000"/>
-                <w:sz w:val="28"/>
-                <w:szCs w:val="28"/>
-              </w:rPr>
-              <w:t>4. Требования к документации</w:t>
-            </w:r>
-            <w:r>
-              <w:rPr>
-                <w:rFonts w:ascii="Times New Roman" w:eastAsia="Times New Roman" w:hAnsi="Times New Roman" w:cs="Times New Roman"/>
-                <w:b/>
-                <w:color w:val="000000"/>
-                <w:sz w:val="28"/>
-                <w:szCs w:val="28"/>
+                <w:noProof/>
+              </w:rPr>
+              <w:t>Функциональные требования</w:t>
+            </w:r>
+            <w:r>
+              <w:rPr>
+                <w:noProof/>
+                <w:webHidden/>
               </w:rPr>
               <w:tab/>
-              <w:t>5</w:t>
+            </w:r>
+            <w:r>
+              <w:rPr>
+                <w:noProof/>
+                <w:webHidden/>
+              </w:rPr>
+              <w:fldChar w:fldCharType="begin"/>
+            </w:r>
+            <w:r>
+              <w:rPr>
+                <w:noProof/>
+                <w:webHidden/>
+              </w:rPr>
+              <w:instrText xml:space="preserve"> PAGEREF _Toc236844340 \h </w:instrText>
+            </w:r>
+            <w:r>
+              <w:rPr>
+                <w:noProof/>
+                <w:webHidden/>
+              </w:rPr>
+            </w:r>
+            <w:r>
+              <w:rPr>
+                <w:noProof/>
+                <w:webHidden/>
+              </w:rPr>
+              <w:fldChar w:fldCharType="separate"/>
+            </w:r>
+            <w:r>
+              <w:rPr>
+                <w:noProof/>
+                <w:webHidden/>
+              </w:rPr>
+              <w:t>4</w:t>
+            </w:r>
+            <w:r>
+              <w:rPr>
+                <w:noProof/>
+                <w:webHidden/>
+              </w:rPr>
+              <w:fldChar w:fldCharType="end"/>
             </w:r>
           </w:hyperlink>
         </w:p>
         <w:p>
           <w:pPr>
-            <w:pStyle w:val="normal"/>
-            <w:widowControl w:val="0"/>
+            <w:pStyle w:val="10"/>
             <w:tabs>
-              <w:tab w:val="right" w:pos="12000"/>
+              <w:tab w:val="right" w:leader="dot" w:pos="9019"/>
             </w:tabs>
-            <w:spacing w:before="60" w:line="240" w:lineRule="auto"/>
             <w:rPr>
-              <w:b/>
-              <w:color w:val="000000"/>
+              <w:rFonts w:asciiTheme="minorHAnsi" w:eastAsiaTheme="minorEastAsia" w:hAnsiTheme="minorHAnsi" w:cstheme="minorBidi"/>
+              <w:noProof/>
             </w:rPr>
           </w:pPr>
-          <w:hyperlink w:anchor="_heading=h.3rdcrjn">
-            <w:r>
-              <w:rPr>
-                <w:rFonts w:ascii="Times New Roman" w:eastAsia="Times New Roman" w:hAnsi="Times New Roman" w:cs="Times New Roman"/>
-                <w:b/>
-                <w:color w:val="000000"/>
-                <w:sz w:val="28"/>
-                <w:szCs w:val="28"/>
-              </w:rPr>
-              <w:t>5. Порядок предоставления дистрибутива</w:t>
-            </w:r>
-            <w:r>
-              <w:rPr>
-                <w:rFonts w:ascii="Times New Roman" w:eastAsia="Times New Roman" w:hAnsi="Times New Roman" w:cs="Times New Roman"/>
-                <w:b/>
-                <w:color w:val="000000"/>
-                <w:sz w:val="28"/>
-                <w:szCs w:val="28"/>
+          <w:hyperlink w:anchor="_Toc236844341" w:history="1">
+            <w:r>
+              <w:rPr>
+                <w:rStyle w:val="a9"/>
+                <w:rFonts w:ascii="Times New Roman" w:hAnsi="Times New Roman" w:cs="Times New Roman"/>
+                <w:noProof/>
+              </w:rPr>
+              <w:t>4.     Требования к графическому интерфейсу пользователя:</w:t>
+            </w:r>
+            <w:r>
+              <w:rPr>
+                <w:noProof/>
+                <w:webHidden/>
               </w:rPr>
               <w:tab/>
-              <w:t>5</w:t>
+            </w:r>
+            <w:r>
+              <w:rPr>
+                <w:noProof/>
+                <w:webHidden/>
+              </w:rPr>
+              <w:fldChar w:fldCharType="begin"/>
+            </w:r>
+            <w:r>
+              <w:rPr>
+                <w:noProof/>
+                <w:webHidden/>
+              </w:rPr>
+              <w:instrText xml:space="preserve"> PAGEREF _Toc236844341 \h </w:instrText>
+            </w:r>
+            <w:r>
+              <w:rPr>
+                <w:noProof/>
+                <w:webHidden/>
+              </w:rPr>
+            </w:r>
+            <w:r>
+              <w:rPr>
+                <w:noProof/>
+                <w:webHidden/>
+              </w:rPr>
+              <w:fldChar w:fldCharType="separate"/>
+            </w:r>
+            <w:r>
+              <w:rPr>
+                <w:noProof/>
+                <w:webHidden/>
+              </w:rPr>
+              <w:t>4</w:t>
+            </w:r>
+            <w:r>
+              <w:rPr>
+                <w:noProof/>
+                <w:webHidden/>
+              </w:rPr>
+              <w:fldChar w:fldCharType="end"/>
             </w:r>
           </w:hyperlink>
         </w:p>
         <w:p>
           <w:pPr>
-            <w:pStyle w:val="normal"/>
-            <w:widowControl w:val="0"/>
+            <w:pStyle w:val="20"/>
             <w:tabs>
-              <w:tab w:val="right" w:pos="12000"/>
+              <w:tab w:val="right" w:leader="dot" w:pos="9019"/>
             </w:tabs>
-            <w:spacing w:before="60" w:line="240" w:lineRule="auto"/>
             <w:rPr>
-              <w:b/>
-              <w:color w:val="000000"/>
+              <w:rFonts w:asciiTheme="minorHAnsi" w:eastAsiaTheme="minorEastAsia" w:hAnsiTheme="minorHAnsi" w:cstheme="minorBidi"/>
+              <w:noProof/>
             </w:rPr>
           </w:pPr>
-          <w:hyperlink w:anchor="_heading=h.26in1rg">
-            <w:r>
-              <w:rPr>
-                <w:rFonts w:ascii="Times New Roman" w:eastAsia="Times New Roman" w:hAnsi="Times New Roman" w:cs="Times New Roman"/>
-                <w:b/>
-                <w:color w:val="000000"/>
-                <w:sz w:val="28"/>
-                <w:szCs w:val="28"/>
-              </w:rPr>
-              <w:t>6. Защита исходного кода</w:t>
-            </w:r>
-            <w:r>
-              <w:rPr>
-                <w:rFonts w:ascii="Times New Roman" w:eastAsia="Times New Roman" w:hAnsi="Times New Roman" w:cs="Times New Roman"/>
-                <w:b/>
-                <w:color w:val="000000"/>
-                <w:sz w:val="28"/>
-                <w:szCs w:val="28"/>
+          <w:hyperlink w:anchor="_Toc236844342" w:history="1">
+            <w:r>
+              <w:rPr>
+                <w:rStyle w:val="a9"/>
+                <w:rFonts w:ascii="Times New Roman" w:hAnsi="Times New Roman" w:cs="Times New Roman"/>
+                <w:noProof/>
+              </w:rPr>
+              <w:t>4.1 Требования к интерфейсу</w:t>
+            </w:r>
+            <w:r>
+              <w:rPr>
+                <w:noProof/>
+                <w:webHidden/>
               </w:rPr>
               <w:tab/>
-              <w:t>5</w:t>
+            </w:r>
+            <w:r>
+              <w:rPr>
+                <w:noProof/>
+                <w:webHidden/>
+              </w:rPr>
+              <w:fldChar w:fldCharType="begin"/>
+            </w:r>
+            <w:r>
+              <w:rPr>
+                <w:noProof/>
+                <w:webHidden/>
+              </w:rPr>
+              <w:instrText xml:space="preserve"> PAGEREF _Toc236844342 \h </w:instrText>
+            </w:r>
+            <w:r>
+              <w:rPr>
+                <w:noProof/>
+                <w:webHidden/>
+              </w:rPr>
+            </w:r>
+            <w:r>
+              <w:rPr>
+                <w:noProof/>
+                <w:webHidden/>
+              </w:rPr>
+              <w:fldChar w:fldCharType="separate"/>
+            </w:r>
+            <w:r>
+              <w:rPr>
+                <w:noProof/>
+                <w:webHidden/>
+              </w:rPr>
+              <w:t>4</w:t>
+            </w:r>
+            <w:r>
+              <w:rPr>
+                <w:noProof/>
+                <w:webHidden/>
+              </w:rPr>
+              <w:fldChar w:fldCharType="end"/>
             </w:r>
           </w:hyperlink>
         </w:p>
         <w:p>
           <w:pPr>
-            <w:pStyle w:val="normal"/>
-            <w:widowControl w:val="0"/>
+            <w:pStyle w:val="20"/>
             <w:tabs>
-              <w:tab w:val="right" w:pos="12000"/>
+              <w:tab w:val="right" w:leader="dot" w:pos="9019"/>
             </w:tabs>
-            <w:spacing w:before="60" w:line="240" w:lineRule="auto"/>
             <w:rPr>
-              <w:b/>
-              <w:color w:val="000000"/>
+              <w:rFonts w:asciiTheme="minorHAnsi" w:eastAsiaTheme="minorEastAsia" w:hAnsiTheme="minorHAnsi" w:cstheme="minorBidi"/>
+              <w:noProof/>
             </w:rPr>
           </w:pPr>
-          <w:hyperlink w:anchor="_heading=h.lnxbz9">
-            <w:r>
-              <w:rPr>
-                <w:rFonts w:ascii="Times New Roman" w:eastAsia="Times New Roman" w:hAnsi="Times New Roman" w:cs="Times New Roman"/>
-                <w:b/>
-                <w:color w:val="000000"/>
-                <w:sz w:val="28"/>
-                <w:szCs w:val="28"/>
-              </w:rPr>
-              <w:t>7. Требования к техни</w:t>
-            </w:r>
-            <w:r>
-              <w:rPr>
-                <w:rFonts w:ascii="Times New Roman" w:eastAsia="Times New Roman" w:hAnsi="Times New Roman" w:cs="Times New Roman"/>
-                <w:b/>
-                <w:color w:val="000000"/>
-                <w:sz w:val="28"/>
-                <w:szCs w:val="28"/>
-              </w:rPr>
-              <w:t>ческому обеспечению</w:t>
-            </w:r>
-            <w:r>
-              <w:rPr>
-                <w:rFonts w:ascii="Times New Roman" w:eastAsia="Times New Roman" w:hAnsi="Times New Roman" w:cs="Times New Roman"/>
-                <w:b/>
-                <w:color w:val="000000"/>
-                <w:sz w:val="28"/>
-                <w:szCs w:val="28"/>
+          <w:r>
+            <w:rPr>
+              <w:rStyle w:val="a9"/>
+              <w:noProof/>
+            </w:rPr>
+            <w:fldChar w:fldCharType="begin"/>
+          </w:r>
+          <w:r>
+            <w:rPr>
+              <w:rStyle w:val="a9"/>
+              <w:noProof/>
+            </w:rPr>
+            <w:instrText xml:space="preserve"> </w:instrText>
+          </w:r>
+          <w:r>
+            <w:rPr>
+              <w:noProof/>
+            </w:rPr>
+            <w:instrText>HYPERLINK \l "_Toc236844343"</w:instrText>
+          </w:r>
+          <w:r>
+            <w:rPr>
+              <w:rStyle w:val="a9"/>
+              <w:noProof/>
+            </w:rPr>
+            <w:instrText xml:space="preserve"> </w:instrText>
+          </w:r>
+          <w:r>
+            <w:rPr>
+              <w:rStyle w:val="a9"/>
+              <w:noProof/>
+            </w:rPr>
+          </w:r>
+          <w:r>
+            <w:rPr>
+              <w:rStyle w:val="a9"/>
+              <w:noProof/>
+            </w:rPr>
+            <w:fldChar w:fldCharType="separate"/>
+          </w:r>
+          <w:r>
+            <w:rPr>
+              <w:rStyle w:val="a9"/>
+              <w:rFonts w:ascii="Times New Roman" w:hAnsi="Times New Roman" w:cs="Times New Roman"/>
+              <w:noProof/>
+            </w:rPr>
+            <w:t>4.2 Элементы интерфейса:</w:t>
+          </w:r>
+          <w:r>
+            <w:rPr>
+              <w:noProof/>
+              <w:webHidden/>
+            </w:rPr>
+            <w:tab/>
+          </w:r>
+          <w:r>
+            <w:rPr>
+              <w:noProof/>
+              <w:webHidden/>
+            </w:rPr>
+            <w:fldChar w:fldCharType="begin"/>
+          </w:r>
+          <w:r>
+            <w:rPr>
+              <w:noProof/>
+              <w:webHidden/>
+            </w:rPr>
+            <w:instrText xml:space="preserve"> PAGEREF _Toc236844343 \h </w:instrText>
+          </w:r>
+          <w:r>
+            <w:rPr>
+              <w:noProof/>
+              <w:webHidden/>
+            </w:rPr>
+          </w:r>
+          <w:r>
+            <w:rPr>
+              <w:noProof/>
+              <w:webHidden/>
+            </w:rPr>
+            <w:fldChar w:fldCharType="separate"/>
+          </w:r>
+          <w:r>
+            <w:rPr>
+              <w:noProof/>
+              <w:webHidden/>
+            </w:rPr>
+            <w:t>4</w:t>
+          </w:r>
+          <w:r>
+            <w:rPr>
+              <w:noProof/>
+              <w:webHidden/>
+            </w:rPr>
+            <w:fldChar w:fldCharType="end"/>
+          </w:r>
+          <w:r>
+            <w:rPr>
+              <w:rStyle w:val="a9"/>
+              <w:noProof/>
+            </w:rPr>
+            <w:fldChar w:fldCharType="end"/>
+          </w:r>
+        </w:p>
+        <w:p>
+          <w:pPr>
+            <w:pStyle w:val="10"/>
+            <w:tabs>
+              <w:tab w:val="right" w:leader="dot" w:pos="9019"/>
+            </w:tabs>
+            <w:rPr>
+              <w:rFonts w:asciiTheme="minorHAnsi" w:eastAsiaTheme="minorEastAsia" w:hAnsiTheme="minorHAnsi" w:cstheme="minorBidi"/>
+              <w:noProof/>
+            </w:rPr>
+          </w:pPr>
+          <w:hyperlink w:anchor="_Toc236844344" w:history="1">
+            <w:r>
+              <w:rPr>
+                <w:rStyle w:val="a9"/>
+                <w:rFonts w:ascii="Times New Roman" w:hAnsi="Times New Roman" w:cs="Times New Roman"/>
+                <w:noProof/>
+              </w:rPr>
+              <w:t>5  Требования к документации</w:t>
+            </w:r>
+            <w:r>
+              <w:rPr>
+                <w:noProof/>
+                <w:webHidden/>
               </w:rPr>
               <w:tab/>
-              <w:t>5</w:t>
+            </w:r>
+            <w:r>
+              <w:rPr>
+                <w:noProof/>
+                <w:webHidden/>
+              </w:rPr>
+              <w:fldChar w:fldCharType="begin"/>
+            </w:r>
+            <w:r>
+              <w:rPr>
+                <w:noProof/>
+                <w:webHidden/>
+              </w:rPr>
+              <w:instrText xml:space="preserve"> PAGEREF _Toc236844344 \h </w:instrText>
+            </w:r>
+            <w:r>
+              <w:rPr>
+                <w:noProof/>
+                <w:webHidden/>
+              </w:rPr>
+            </w:r>
+            <w:r>
+              <w:rPr>
+                <w:noProof/>
+                <w:webHidden/>
+              </w:rPr>
+              <w:fldChar w:fldCharType="separate"/>
+            </w:r>
+            <w:r>
+              <w:rPr>
+                <w:noProof/>
+                <w:webHidden/>
+              </w:rPr>
+              <w:t>6</w:t>
+            </w:r>
+            <w:r>
+              <w:rPr>
+                <w:noProof/>
+                <w:webHidden/>
+              </w:rPr>
+              <w:fldChar w:fldCharType="end"/>
             </w:r>
           </w:hyperlink>
         </w:p>
         <w:p>
           <w:pPr>
-            <w:pStyle w:val="normal"/>
-            <w:widowControl w:val="0"/>
+            <w:pStyle w:val="10"/>
             <w:tabs>
-              <w:tab w:val="right" w:pos="12000"/>
+              <w:tab w:val="right" w:leader="dot" w:pos="9019"/>
             </w:tabs>
-            <w:spacing w:before="60" w:line="240" w:lineRule="auto"/>
             <w:rPr>
-              <w:b/>
-              <w:color w:val="000000"/>
+              <w:rFonts w:asciiTheme="minorHAnsi" w:eastAsiaTheme="minorEastAsia" w:hAnsiTheme="minorHAnsi" w:cstheme="minorBidi"/>
+              <w:noProof/>
             </w:rPr>
           </w:pPr>
-          <w:hyperlink w:anchor="_heading=h.35nkun2">
-            <w:r>
-              <w:rPr>
+          <w:hyperlink w:anchor="_Toc236844345" w:history="1">
+            <w:r>
+              <w:rPr>
+                <w:rStyle w:val="a9"/>
                 <w:rFonts w:ascii="Times New Roman" w:eastAsia="Times New Roman" w:hAnsi="Times New Roman" w:cs="Times New Roman"/>
-                <w:b/>
-                <w:color w:val="000000"/>
-                <w:sz w:val="28"/>
-                <w:szCs w:val="28"/>
-              </w:rPr>
-              <w:t>ГЛОССАРИЙ И ПЕРЕЧЕНЬ СОКРАЩЕНИЙ</w:t>
-            </w:r>
-            <w:r>
-              <w:rPr>
+                <w:noProof/>
+              </w:rPr>
+              <w:t>6  Порядок предоставления дистрибутива</w:t>
+            </w:r>
+            <w:r>
+              <w:rPr>
+                <w:noProof/>
+                <w:webHidden/>
+              </w:rPr>
+              <w:tab/>
+            </w:r>
+            <w:r>
+              <w:rPr>
+                <w:noProof/>
+                <w:webHidden/>
+              </w:rPr>
+              <w:fldChar w:fldCharType="begin"/>
+            </w:r>
+            <w:r>
+              <w:rPr>
+                <w:noProof/>
+                <w:webHidden/>
+              </w:rPr>
+              <w:instrText xml:space="preserve"> PAGEREF _Toc236844345 \h </w:instrText>
+            </w:r>
+            <w:r>
+              <w:rPr>
+                <w:noProof/>
+                <w:webHidden/>
+              </w:rPr>
+            </w:r>
+            <w:r>
+              <w:rPr>
+                <w:noProof/>
+                <w:webHidden/>
+              </w:rPr>
+              <w:fldChar w:fldCharType="separate"/>
+            </w:r>
+            <w:r>
+              <w:rPr>
+                <w:noProof/>
+                <w:webHidden/>
+              </w:rPr>
+              <w:t>6</w:t>
+            </w:r>
+            <w:r>
+              <w:rPr>
+                <w:noProof/>
+                <w:webHidden/>
+              </w:rPr>
+              <w:fldChar w:fldCharType="end"/>
+            </w:r>
+          </w:hyperlink>
+        </w:p>
+        <w:p>
+          <w:pPr>
+            <w:pStyle w:val="10"/>
+            <w:tabs>
+              <w:tab w:val="right" w:leader="dot" w:pos="9019"/>
+            </w:tabs>
+            <w:rPr>
+              <w:rFonts w:asciiTheme="minorHAnsi" w:eastAsiaTheme="minorEastAsia" w:hAnsiTheme="minorHAnsi" w:cstheme="minorBidi"/>
+              <w:noProof/>
+            </w:rPr>
+          </w:pPr>
+          <w:hyperlink w:anchor="_Toc236844346" w:history="1">
+            <w:r>
+              <w:rPr>
+                <w:rStyle w:val="a9"/>
                 <w:rFonts w:ascii="Times New Roman" w:eastAsia="Times New Roman" w:hAnsi="Times New Roman" w:cs="Times New Roman"/>
-                <w:b/>
-                <w:color w:val="000000"/>
-                <w:sz w:val="28"/>
-                <w:szCs w:val="28"/>
+                <w:noProof/>
+              </w:rPr>
+              <w:t xml:space="preserve">7 </w:t>
+            </w:r>
+            <w:r>
+              <w:rPr>
+                <w:rStyle w:val="a9"/>
+                <w:rFonts w:ascii="Times New Roman" w:eastAsia="Times New Roman" w:hAnsi="Times New Roman" w:cs="Times New Roman"/>
+                <w:noProof/>
+                <w:lang w:val="en-US"/>
+              </w:rPr>
+              <w:t xml:space="preserve"> </w:t>
+            </w:r>
+            <w:r>
+              <w:rPr>
+                <w:rStyle w:val="a9"/>
+                <w:rFonts w:ascii="Times New Roman" w:eastAsia="Times New Roman" w:hAnsi="Times New Roman" w:cs="Times New Roman"/>
+                <w:noProof/>
+              </w:rPr>
+              <w:t>Защита исходного кода</w:t>
+            </w:r>
+            <w:r>
+              <w:rPr>
+                <w:noProof/>
+                <w:webHidden/>
               </w:rPr>
               <w:tab/>
+            </w:r>
+            <w:r>
+              <w:rPr>
+                <w:noProof/>
+                <w:webHidden/>
+              </w:rPr>
+              <w:fldChar w:fldCharType="begin"/>
+            </w:r>
+            <w:r>
+              <w:rPr>
+                <w:noProof/>
+                <w:webHidden/>
+              </w:rPr>
+              <w:instrText xml:space="preserve"> PAGEREF _Toc236844346 \h </w:instrText>
+            </w:r>
+            <w:r>
+              <w:rPr>
+                <w:noProof/>
+                <w:webHidden/>
+              </w:rPr>
+            </w:r>
+            <w:r>
+              <w:rPr>
+                <w:noProof/>
+                <w:webHidden/>
+              </w:rPr>
+              <w:fldChar w:fldCharType="separate"/>
+            </w:r>
+            <w:r>
+              <w:rPr>
+                <w:noProof/>
+                <w:webHidden/>
+              </w:rPr>
               <w:t>6</w:t>
             </w:r>
+            <w:r>
+              <w:rPr>
+                <w:noProof/>
+                <w:webHidden/>
+              </w:rPr>
+              <w:fldChar w:fldCharType="end"/>
+            </w:r>
           </w:hyperlink>
+        </w:p>
+        <w:p>
+          <w:pPr>
+            <w:pStyle w:val="10"/>
+            <w:tabs>
+              <w:tab w:val="right" w:leader="dot" w:pos="9019"/>
+            </w:tabs>
+            <w:rPr>
+              <w:rFonts w:asciiTheme="minorHAnsi" w:eastAsiaTheme="minorEastAsia" w:hAnsiTheme="minorHAnsi" w:cstheme="minorBidi"/>
+              <w:noProof/>
+            </w:rPr>
+          </w:pPr>
+          <w:hyperlink w:anchor="_Toc236844347" w:history="1">
+            <w:r>
+              <w:rPr>
+                <w:rStyle w:val="a9"/>
+                <w:rFonts w:ascii="Times New Roman" w:eastAsia="Times New Roman" w:hAnsi="Times New Roman" w:cs="Times New Roman"/>
+                <w:noProof/>
+              </w:rPr>
+              <w:t>8  Требования к техническому обеспечению</w:t>
+            </w:r>
+            <w:r>
+              <w:rPr>
+                <w:noProof/>
+                <w:webHidden/>
+              </w:rPr>
+              <w:tab/>
+            </w:r>
+            <w:r>
+              <w:rPr>
+                <w:noProof/>
+                <w:webHidden/>
+              </w:rPr>
+              <w:fldChar w:fldCharType="begin"/>
+            </w:r>
+            <w:r>
+              <w:rPr>
+                <w:noProof/>
+                <w:webHidden/>
+              </w:rPr>
+              <w:instrText xml:space="preserve"> PAGEREF _Toc236844347 \h </w:instrText>
+            </w:r>
+            <w:r>
+              <w:rPr>
+                <w:noProof/>
+                <w:webHidden/>
+              </w:rPr>
+            </w:r>
+            <w:r>
+              <w:rPr>
+                <w:noProof/>
+                <w:webHidden/>
+              </w:rPr>
+              <w:fldChar w:fldCharType="separate"/>
+            </w:r>
+            <w:r>
+              <w:rPr>
+                <w:noProof/>
+                <w:webHidden/>
+              </w:rPr>
+              <w:t>6</w:t>
+            </w:r>
+            <w:r>
+              <w:rPr>
+                <w:noProof/>
+                <w:webHidden/>
+              </w:rPr>
+              <w:fldChar w:fldCharType="end"/>
+            </w:r>
+          </w:hyperlink>
+        </w:p>
+        <w:p>
+          <w:pPr>
+            <w:pStyle w:val="10"/>
+            <w:tabs>
+              <w:tab w:val="right" w:leader="dot" w:pos="9019"/>
+            </w:tabs>
+            <w:rPr>
+              <w:rFonts w:asciiTheme="minorHAnsi" w:eastAsiaTheme="minorEastAsia" w:hAnsiTheme="minorHAnsi" w:cstheme="minorBidi"/>
+              <w:noProof/>
+            </w:rPr>
+          </w:pPr>
+          <w:hyperlink w:anchor="_Toc236844348" w:history="1">
+            <w:r>
+              <w:rPr>
+                <w:rStyle w:val="a9"/>
+                <w:rFonts w:ascii="Times New Roman" w:eastAsia="Times New Roman" w:hAnsi="Times New Roman" w:cs="Times New Roman"/>
+                <w:noProof/>
+              </w:rPr>
+              <w:t>9  Глоссарий и перечень сокращений</w:t>
+            </w:r>
+            <w:r>
+              <w:rPr>
+                <w:noProof/>
+                <w:webHidden/>
+              </w:rPr>
+              <w:tab/>
+            </w:r>
+            <w:r>
+              <w:rPr>
+                <w:noProof/>
+                <w:webHidden/>
+              </w:rPr>
+              <w:fldChar w:fldCharType="begin"/>
+            </w:r>
+            <w:r>
+              <w:rPr>
+                <w:noProof/>
+                <w:webHidden/>
+              </w:rPr>
+              <w:instrText xml:space="preserve"> PAGEREF _Toc236844348 \h </w:instrText>
+            </w:r>
+            <w:r>
+              <w:rPr>
+                <w:noProof/>
+                <w:webHidden/>
+              </w:rPr>
+            </w:r>
+            <w:r>
+              <w:rPr>
+                <w:noProof/>
+                <w:webHidden/>
+              </w:rPr>
+              <w:fldChar w:fldCharType="separate"/>
+            </w:r>
+            <w:r>
+              <w:rPr>
+                <w:noProof/>
+                <w:webHidden/>
+              </w:rPr>
+              <w:t>6</w:t>
+            </w:r>
+            <w:r>
+              <w:rPr>
+                <w:noProof/>
+                <w:webHidden/>
+              </w:rPr>
+              <w:fldChar w:fldCharType="end"/>
+            </w:r>
+          </w:hyperlink>
+        </w:p>
+        <w:p>
           <w:r>
             <w:fldChar w:fldCharType="end"/>
           </w:r>
@@ -1176,8 +2095,7 @@
           <w:szCs w:val="28"/>
         </w:rPr>
       </w:pPr>
-      <w:bookmarkStart w:id="0" w:name="_heading=h.gjdgxs" w:colFirst="0" w:colLast="0"/>
-      <w:bookmarkEnd w:id="0"/>
+      <w:bookmarkStart w:id="0" w:name="_Toc236844330"/>
       <w:r>
         <w:rPr>
           <w:rFonts w:ascii="Times New Roman" w:eastAsia="Times New Roman" w:hAnsi="Times New Roman" w:cs="Times New Roman"/>
@@ -1187,6 +2105,7 @@
         <w:lastRenderedPageBreak/>
         <w:t>Общие сведения</w:t>
       </w:r>
+      <w:bookmarkEnd w:id="0"/>
     </w:p>
     <w:p>
       <w:pPr>
@@ -1202,16 +2121,16 @@
           <w:szCs w:val="28"/>
         </w:rPr>
       </w:pPr>
-      <w:bookmarkStart w:id="1" w:name="_heading=h.30j0zll" w:colFirst="0" w:colLast="0"/>
+      <w:bookmarkStart w:id="1" w:name="_Toc236844331"/>
+      <w:r>
+        <w:rPr>
+          <w:rFonts w:ascii="Times New Roman" w:eastAsia="Times New Roman" w:hAnsi="Times New Roman" w:cs="Times New Roman"/>
+          <w:sz w:val="28"/>
+          <w:szCs w:val="28"/>
+        </w:rPr>
+        <w:t>Полное наименование системы и ее условное обозначение</w:t>
+      </w:r>
       <w:bookmarkEnd w:id="1"/>
-      <w:r>
-        <w:rPr>
-          <w:rFonts w:ascii="Times New Roman" w:eastAsia="Times New Roman" w:hAnsi="Times New Roman" w:cs="Times New Roman"/>
-          <w:sz w:val="28"/>
-          <w:szCs w:val="28"/>
-        </w:rPr>
-        <w:t>Полное наименование системы и ее условное обозначение</w:t>
-      </w:r>
     </w:p>
     <w:p>
       <w:pPr>
@@ -1223,24 +2142,15 @@
           <w:sz w:val="28"/>
           <w:szCs w:val="28"/>
           <w:u w:val="single"/>
-          <w:lang w:val="ru-RU"/>
-        </w:rPr>
-      </w:pPr>
-      <w:r>
-        <w:rPr>
-          <w:rFonts w:ascii="Times New Roman" w:eastAsia="Times New Roman" w:hAnsi="Times New Roman" w:cs="Times New Roman"/>
-          <w:sz w:val="28"/>
-          <w:szCs w:val="28"/>
-        </w:rPr>
-        <w:t>Программное обеспечение</w:t>
-      </w:r>
-      <w:r>
-        <w:rPr>
-          <w:rFonts w:ascii="Times New Roman" w:eastAsia="Times New Roman" w:hAnsi="Times New Roman" w:cs="Times New Roman"/>
-          <w:sz w:val="28"/>
-          <w:szCs w:val="28"/>
-        </w:rPr>
-        <w:t xml:space="preserve">  </w:t>
+        </w:rPr>
+      </w:pPr>
+      <w:r>
+        <w:rPr>
+          <w:rFonts w:ascii="Times New Roman" w:eastAsia="Times New Roman" w:hAnsi="Times New Roman" w:cs="Times New Roman"/>
+          <w:sz w:val="28"/>
+          <w:szCs w:val="28"/>
+        </w:rPr>
+        <w:t xml:space="preserve">Программное обеспечение  </w:t>
       </w:r>
       <w:r>
         <w:rPr>
@@ -1248,7 +2158,6 @@
           <w:sz w:val="28"/>
           <w:szCs w:val="28"/>
           <w:u w:val="single"/>
-          <w:lang w:val="ru-RU"/>
         </w:rPr>
         <w:t xml:space="preserve">Курсы популярных </w:t>
       </w:r>
@@ -1259,7 +2168,6 @@
           <w:sz w:val="28"/>
           <w:szCs w:val="28"/>
           <w:u w:val="single"/>
-          <w:lang w:val="ru-RU"/>
         </w:rPr>
         <w:t>криптовалют</w:t>
       </w:r>
@@ -1270,7 +2178,6 @@
           <w:sz w:val="28"/>
           <w:szCs w:val="28"/>
           <w:u w:val="single"/>
-          <w:lang w:val="ru-RU"/>
         </w:rPr>
         <w:t xml:space="preserve"> к доллару США</w:t>
       </w:r>
@@ -1285,7 +2192,6 @@
           <w:rFonts w:ascii="Times New Roman" w:eastAsia="Times New Roman" w:hAnsi="Times New Roman" w:cs="Times New Roman"/>
           <w:sz w:val="28"/>
           <w:szCs w:val="28"/>
-          <w:lang w:val="ru-RU"/>
         </w:rPr>
       </w:pPr>
       <w:r>
@@ -1302,7 +2208,6 @@
           <w:sz w:val="28"/>
           <w:szCs w:val="28"/>
           <w:u w:val="single"/>
-          <w:lang w:val="ru-RU"/>
         </w:rPr>
         <w:t>Крипта курс</w:t>
       </w:r>
@@ -1333,25 +2238,24 @@
           <w:szCs w:val="28"/>
         </w:rPr>
       </w:pPr>
-      <w:bookmarkStart w:id="2" w:name="_heading=h.1fob9te" w:colFirst="0" w:colLast="0"/>
+      <w:bookmarkStart w:id="2" w:name="_Toc236844332"/>
+      <w:r>
+        <w:rPr>
+          <w:rFonts w:ascii="Times New Roman" w:eastAsia="Times New Roman" w:hAnsi="Times New Roman" w:cs="Times New Roman"/>
+          <w:sz w:val="28"/>
+          <w:szCs w:val="28"/>
+        </w:rPr>
+        <w:t>Организация — разработчик и организация — заказчик</w:t>
+      </w:r>
+      <w:r>
+        <w:rPr>
+          <w:rFonts w:ascii="Times New Roman" w:eastAsia="Times New Roman" w:hAnsi="Times New Roman" w:cs="Times New Roman"/>
+          <w:sz w:val="28"/>
+          <w:szCs w:val="28"/>
+        </w:rPr>
+        <w:t>:</w:t>
+      </w:r>
       <w:bookmarkEnd w:id="2"/>
-      <w:r>
-        <w:rPr>
-          <w:rFonts w:ascii="Times New Roman" w:eastAsia="Times New Roman" w:hAnsi="Times New Roman" w:cs="Times New Roman"/>
-          <w:sz w:val="28"/>
-          <w:szCs w:val="28"/>
-        </w:rPr>
-        <w:t>Организация — разработчик и организация — заказчик</w:t>
-      </w:r>
-      <w:r>
-        <w:rPr>
-          <w:rFonts w:ascii="Times New Roman" w:eastAsia="Times New Roman" w:hAnsi="Times New Roman" w:cs="Times New Roman"/>
-          <w:sz w:val="28"/>
-          <w:szCs w:val="28"/>
-          <w:lang w:val="ru-RU"/>
-        </w:rPr>
-        <w:t>:</w:t>
-      </w:r>
     </w:p>
     <w:p>
       <w:pPr>
@@ -1371,7 +2275,6 @@
           <w:sz w:val="28"/>
           <w:szCs w:val="28"/>
           <w:u w:val="single"/>
-          <w:lang w:val="ru-RU"/>
         </w:rPr>
       </w:pPr>
       <w:r>
@@ -1387,7 +2290,6 @@
           <w:rFonts w:ascii="Times New Roman" w:eastAsia="Times New Roman" w:hAnsi="Times New Roman" w:cs="Times New Roman"/>
           <w:sz w:val="28"/>
           <w:szCs w:val="28"/>
-          <w:lang w:val="ru-RU"/>
         </w:rPr>
         <w:t xml:space="preserve"> </w:t>
       </w:r>
@@ -1398,7 +2300,6 @@
           <w:sz w:val="28"/>
           <w:szCs w:val="28"/>
           <w:u w:val="single"/>
-          <w:lang w:val="ru-RU"/>
         </w:rPr>
         <w:t>студент курса «</w:t>
       </w:r>
@@ -1412,20 +2313,7 @@
           <w:u w:val="single"/>
           <w:shd w:val="clear" w:color="auto" w:fill="FFFFFF"/>
         </w:rPr>
-        <w:t>АЦ. Python-программист</w:t>
-      </w:r>
-      <w:r>
-        <w:rPr>
-          <w:rFonts w:ascii="Times New Roman" w:hAnsi="Times New Roman" w:cs="Times New Roman"/>
-          <w:i/>
-          <w:spacing w:val="-2"/>
-          <w:sz w:val="28"/>
-          <w:szCs w:val="28"/>
-          <w:u w:val="single"/>
-          <w:shd w:val="clear" w:color="auto" w:fill="FFFFFF"/>
-          <w:lang w:val="ru-RU"/>
-        </w:rPr>
-        <w:t>»  потока ПП-1  Группа-1</w:t>
+        <w:t>АЦ. Python-программист»  потока ПП-1  Группа-1</w:t>
       </w:r>
     </w:p>
     <w:p>
@@ -1499,16 +2387,16 @@
           <w:szCs w:val="28"/>
         </w:rPr>
       </w:pPr>
-      <w:bookmarkStart w:id="3" w:name="_heading=h.3znysh7" w:colFirst="0" w:colLast="0"/>
+      <w:bookmarkStart w:id="3" w:name="_Toc236844333"/>
+      <w:r>
+        <w:rPr>
+          <w:rFonts w:ascii="Times New Roman" w:eastAsia="Times New Roman" w:hAnsi="Times New Roman" w:cs="Times New Roman"/>
+          <w:sz w:val="28"/>
+          <w:szCs w:val="28"/>
+        </w:rPr>
+        <w:t>Назначение и цели создания системы</w:t>
+      </w:r>
       <w:bookmarkEnd w:id="3"/>
-      <w:r>
-        <w:rPr>
-          <w:rFonts w:ascii="Times New Roman" w:eastAsia="Times New Roman" w:hAnsi="Times New Roman" w:cs="Times New Roman"/>
-          <w:sz w:val="28"/>
-          <w:szCs w:val="28"/>
-        </w:rPr>
-        <w:t>Назначение и цели создания системы</w:t>
-      </w:r>
     </w:p>
     <w:p>
       <w:pPr>
@@ -1524,16 +2412,16 @@
           <w:szCs w:val="28"/>
         </w:rPr>
       </w:pPr>
-      <w:bookmarkStart w:id="4" w:name="_heading=h.2et92p0" w:colFirst="0" w:colLast="0"/>
+      <w:bookmarkStart w:id="4" w:name="_Toc236844334"/>
+      <w:r>
+        <w:rPr>
+          <w:rFonts w:ascii="Times New Roman" w:eastAsia="Times New Roman" w:hAnsi="Times New Roman" w:cs="Times New Roman"/>
+          <w:sz w:val="28"/>
+          <w:szCs w:val="28"/>
+        </w:rPr>
+        <w:t>Перечень работ по созданию системы</w:t>
+      </w:r>
       <w:bookmarkEnd w:id="4"/>
-      <w:r>
-        <w:rPr>
-          <w:rFonts w:ascii="Times New Roman" w:eastAsia="Times New Roman" w:hAnsi="Times New Roman" w:cs="Times New Roman"/>
-          <w:sz w:val="28"/>
-          <w:szCs w:val="28"/>
-        </w:rPr>
-        <w:t>Перечень работ по созданию системы</w:t>
-      </w:r>
     </w:p>
     <w:p>
       <w:pPr>
@@ -1567,7 +2455,6 @@
           <w:rFonts w:ascii="Times New Roman" w:eastAsia="Times New Roman" w:hAnsi="Times New Roman" w:cs="Times New Roman"/>
           <w:sz w:val="28"/>
           <w:szCs w:val="28"/>
-          <w:lang w:val="ru-RU"/>
         </w:rPr>
         <w:t>ПО «Крипто курс»</w:t>
       </w:r>
@@ -1760,16 +2647,16 @@
           <w:szCs w:val="28"/>
         </w:rPr>
       </w:pPr>
-      <w:bookmarkStart w:id="5" w:name="_heading=h.tyjcwt" w:colFirst="0" w:colLast="0"/>
+      <w:bookmarkStart w:id="5" w:name="_Toc236844335"/>
+      <w:r>
+        <w:rPr>
+          <w:rFonts w:ascii="Times New Roman" w:eastAsia="Times New Roman" w:hAnsi="Times New Roman" w:cs="Times New Roman"/>
+          <w:sz w:val="28"/>
+          <w:szCs w:val="28"/>
+        </w:rPr>
+        <w:t>Цели создания системы</w:t>
+      </w:r>
       <w:bookmarkEnd w:id="5"/>
-      <w:r>
-        <w:rPr>
-          <w:rFonts w:ascii="Times New Roman" w:eastAsia="Times New Roman" w:hAnsi="Times New Roman" w:cs="Times New Roman"/>
-          <w:sz w:val="28"/>
-          <w:szCs w:val="28"/>
-        </w:rPr>
-        <w:t>Цели создания системы</w:t>
-      </w:r>
     </w:p>
     <w:p>
       <w:pPr>
@@ -1795,7 +2682,6 @@
           <w:rFonts w:ascii="Times New Roman" w:eastAsia="Times New Roman" w:hAnsi="Times New Roman" w:cs="Times New Roman"/>
           <w:sz w:val="28"/>
           <w:szCs w:val="28"/>
-          <w:lang w:val="ru-RU"/>
         </w:rPr>
         <w:t xml:space="preserve">Курсы популярных </w:t>
       </w:r>
@@ -1805,7 +2691,6 @@
           <w:rFonts w:ascii="Times New Roman" w:eastAsia="Times New Roman" w:hAnsi="Times New Roman" w:cs="Times New Roman"/>
           <w:sz w:val="28"/>
           <w:szCs w:val="28"/>
-          <w:lang w:val="ru-RU"/>
         </w:rPr>
         <w:t>криптовалют</w:t>
       </w:r>
@@ -1815,7 +2700,6 @@
           <w:rFonts w:ascii="Times New Roman" w:eastAsia="Times New Roman" w:hAnsi="Times New Roman" w:cs="Times New Roman"/>
           <w:sz w:val="28"/>
           <w:szCs w:val="28"/>
-          <w:lang w:val="ru-RU"/>
         </w:rPr>
         <w:t xml:space="preserve"> к доллару США</w:t>
       </w:r>
@@ -1832,7 +2716,6 @@
           <w:rFonts w:ascii="Times New Roman" w:eastAsia="Times New Roman" w:hAnsi="Times New Roman" w:cs="Times New Roman"/>
           <w:sz w:val="28"/>
           <w:szCs w:val="28"/>
-          <w:lang w:val="ru-RU"/>
         </w:rPr>
         <w:t>Крипто курс</w:t>
       </w:r>
@@ -1848,26 +2731,19 @@
     <w:p>
       <w:pPr>
         <w:pStyle w:val="2"/>
-        <w:pBdr>
-          <w:top w:val="nil"/>
-          <w:left w:val="nil"/>
-          <w:bottom w:val="nil"/>
-          <w:right w:val="nil"/>
-          <w:between w:val="nil"/>
-        </w:pBdr>
-        <w:spacing w:line="240" w:lineRule="auto"/>
-        <w:ind w:left="720"/>
-        <w:rPr>
-          <w:rFonts w:ascii="Times New Roman" w:eastAsia="Times New Roman" w:hAnsi="Times New Roman" w:cs="Times New Roman"/>
+        <w:ind w:left="567"/>
+        <w:rPr>
+          <w:rFonts w:ascii="Times New Roman" w:hAnsi="Times New Roman" w:cs="Times New Roman"/>
           <w:sz w:val="28"/>
           <w:szCs w:val="28"/>
         </w:rPr>
       </w:pPr>
       <w:bookmarkStart w:id="6" w:name="_a3jrcwp43itn" w:colFirst="0" w:colLast="0"/>
+      <w:bookmarkStart w:id="7" w:name="_Toc236844336"/>
       <w:bookmarkEnd w:id="6"/>
       <w:r>
         <w:rPr>
-          <w:rFonts w:ascii="Times New Roman" w:eastAsia="Times New Roman" w:hAnsi="Times New Roman" w:cs="Times New Roman"/>
+          <w:rFonts w:ascii="Times New Roman" w:hAnsi="Times New Roman" w:cs="Times New Roman"/>
           <w:sz w:val="28"/>
           <w:szCs w:val="28"/>
         </w:rPr>
@@ -1876,7 +2752,7 @@
       </w:r>
       <w:r>
         <w:rPr>
-          <w:rFonts w:ascii="Times New Roman" w:eastAsia="Times New Roman" w:hAnsi="Times New Roman" w:cs="Times New Roman"/>
+          <w:rFonts w:ascii="Times New Roman" w:hAnsi="Times New Roman" w:cs="Times New Roman"/>
           <w:sz w:val="28"/>
           <w:szCs w:val="28"/>
         </w:rPr>
@@ -1884,21 +2760,21 @@
       </w:r>
       <w:r>
         <w:rPr>
-          <w:rFonts w:ascii="Times New Roman" w:eastAsia="Times New Roman" w:hAnsi="Times New Roman" w:cs="Times New Roman"/>
-          <w:sz w:val="28"/>
-          <w:szCs w:val="28"/>
-          <w:lang w:val="ru-RU"/>
+          <w:rFonts w:ascii="Times New Roman" w:hAnsi="Times New Roman" w:cs="Times New Roman"/>
+          <w:sz w:val="28"/>
+          <w:szCs w:val="28"/>
         </w:rPr>
         <w:t xml:space="preserve">   </w:t>
       </w:r>
       <w:r>
         <w:rPr>
-          <w:rFonts w:ascii="Times New Roman" w:eastAsia="Times New Roman" w:hAnsi="Times New Roman" w:cs="Times New Roman"/>
+          <w:rFonts w:ascii="Times New Roman" w:hAnsi="Times New Roman" w:cs="Times New Roman"/>
           <w:sz w:val="28"/>
           <w:szCs w:val="28"/>
         </w:rPr>
         <w:t>Характеристики объекта информатизации</w:t>
       </w:r>
+      <w:bookmarkEnd w:id="7"/>
     </w:p>
     <w:p>
       <w:pPr>
@@ -1912,8 +2788,9 @@
           <w:szCs w:val="28"/>
         </w:rPr>
       </w:pPr>
-      <w:bookmarkStart w:id="7" w:name="_3dy6vkm" w:colFirst="0" w:colLast="0"/>
-      <w:bookmarkEnd w:id="7"/>
+      <w:bookmarkStart w:id="8" w:name="_3dy6vkm" w:colFirst="0" w:colLast="0"/>
+      <w:bookmarkStart w:id="9" w:name="_Toc236844337"/>
+      <w:bookmarkEnd w:id="8"/>
       <w:r>
         <w:rPr>
           <w:rFonts w:ascii="Times New Roman" w:eastAsia="Times New Roman" w:hAnsi="Times New Roman" w:cs="Times New Roman"/>
@@ -1922,6 +2799,7 @@
         </w:rPr>
         <w:t>Объект автоматизации</w:t>
       </w:r>
+      <w:bookmarkEnd w:id="9"/>
     </w:p>
     <w:p>
       <w:pPr>
@@ -1947,7 +2825,6 @@
           <w:rFonts w:ascii="Times New Roman" w:eastAsia="Times New Roman" w:hAnsi="Times New Roman" w:cs="Times New Roman"/>
           <w:sz w:val="28"/>
           <w:szCs w:val="28"/>
-          <w:lang w:val="ru-RU"/>
         </w:rPr>
         <w:t xml:space="preserve">Курсы популярных </w:t>
       </w:r>
@@ -1957,7 +2834,6 @@
           <w:rFonts w:ascii="Times New Roman" w:eastAsia="Times New Roman" w:hAnsi="Times New Roman" w:cs="Times New Roman"/>
           <w:sz w:val="28"/>
           <w:szCs w:val="28"/>
-          <w:lang w:val="ru-RU"/>
         </w:rPr>
         <w:t>криптовалют</w:t>
       </w:r>
@@ -1967,7 +2843,6 @@
           <w:rFonts w:ascii="Times New Roman" w:eastAsia="Times New Roman" w:hAnsi="Times New Roman" w:cs="Times New Roman"/>
           <w:sz w:val="28"/>
           <w:szCs w:val="28"/>
-          <w:lang w:val="ru-RU"/>
         </w:rPr>
         <w:t xml:space="preserve"> к доллару США</w:t>
       </w:r>
@@ -1992,8 +2867,9 @@
           <w:szCs w:val="28"/>
         </w:rPr>
       </w:pPr>
-      <w:bookmarkStart w:id="8" w:name="_1t3h5sf" w:colFirst="0" w:colLast="0"/>
-      <w:bookmarkEnd w:id="8"/>
+      <w:bookmarkStart w:id="10" w:name="_1t3h5sf" w:colFirst="0" w:colLast="0"/>
+      <w:bookmarkStart w:id="11" w:name="_Toc236844338"/>
+      <w:bookmarkEnd w:id="10"/>
       <w:r>
         <w:rPr>
           <w:rFonts w:ascii="Times New Roman" w:eastAsia="Times New Roman" w:hAnsi="Times New Roman" w:cs="Times New Roman"/>
@@ -2010,6 +2886,7 @@
         </w:rPr>
         <w:t>.4 Сведения о существующей технологии</w:t>
       </w:r>
+      <w:bookmarkEnd w:id="11"/>
     </w:p>
     <w:p>
       <w:pPr>
@@ -2035,7 +2912,6 @@
           <w:rFonts w:ascii="Times New Roman" w:eastAsia="Times New Roman" w:hAnsi="Times New Roman" w:cs="Times New Roman"/>
           <w:sz w:val="28"/>
           <w:szCs w:val="28"/>
-          <w:lang w:val="ru-RU"/>
         </w:rPr>
         <w:t xml:space="preserve">существует достаточное количество </w:t>
       </w:r>
@@ -2045,7 +2921,6 @@
           <w:rFonts w:ascii="Times New Roman" w:eastAsia="Times New Roman" w:hAnsi="Times New Roman" w:cs="Times New Roman"/>
           <w:sz w:val="28"/>
           <w:szCs w:val="28"/>
-          <w:lang w:val="ru-RU"/>
         </w:rPr>
         <w:t>агрегаторов</w:t>
       </w:r>
@@ -2055,7 +2930,6 @@
           <w:rFonts w:ascii="Times New Roman" w:eastAsia="Times New Roman" w:hAnsi="Times New Roman" w:cs="Times New Roman"/>
           <w:sz w:val="28"/>
           <w:szCs w:val="28"/>
-          <w:lang w:val="ru-RU"/>
         </w:rPr>
         <w:t xml:space="preserve"> данных</w:t>
       </w:r>
@@ -2064,7 +2938,6 @@
           <w:rFonts w:ascii="Times New Roman" w:eastAsia="Times New Roman" w:hAnsi="Times New Roman" w:cs="Times New Roman"/>
           <w:sz w:val="28"/>
           <w:szCs w:val="28"/>
-          <w:lang w:val="ru-RU"/>
         </w:rPr>
         <w:t xml:space="preserve"> предоставляющих курсы</w:t>
       </w:r>
@@ -2073,94 +2946,8 @@
           <w:rFonts w:ascii="Times New Roman" w:eastAsia="Times New Roman" w:hAnsi="Times New Roman" w:cs="Times New Roman"/>
           <w:sz w:val="28"/>
           <w:szCs w:val="28"/>
-          <w:lang w:val="ru-RU"/>
-        </w:rPr>
-        <w:t xml:space="preserve"> крипто валют. Все они не исключают, а дополняют друг друга. </w:t>
-      </w:r>
-      <w:r>
-        <w:rPr>
-          <w:rFonts w:ascii="Times New Roman" w:eastAsia="Times New Roman" w:hAnsi="Times New Roman" w:cs="Times New Roman"/>
-          <w:sz w:val="28"/>
-          <w:szCs w:val="28"/>
-        </w:rPr>
-        <w:t xml:space="preserve">Программное обеспечение </w:t>
-      </w:r>
-      <w:r>
-        <w:rPr>
-          <w:rFonts w:ascii="Times New Roman" w:eastAsia="Times New Roman" w:hAnsi="Times New Roman" w:cs="Times New Roman"/>
-          <w:sz w:val="28"/>
-          <w:szCs w:val="28"/>
-          <w:lang w:val="ru-RU"/>
-        </w:rPr>
-        <w:t>«Крипто курс»</w:t>
-      </w:r>
-      <w:r>
-        <w:rPr>
-          <w:rFonts w:ascii="Times New Roman" w:eastAsia="Times New Roman" w:hAnsi="Times New Roman" w:cs="Times New Roman"/>
-          <w:sz w:val="28"/>
-          <w:szCs w:val="28"/>
-        </w:rPr>
-        <w:t xml:space="preserve"> </w:t>
-      </w:r>
-      <w:r>
-        <w:rPr>
-          <w:rFonts w:ascii="Times New Roman" w:eastAsia="Times New Roman" w:hAnsi="Times New Roman" w:cs="Times New Roman"/>
-          <w:sz w:val="28"/>
-          <w:szCs w:val="28"/>
-          <w:lang w:val="ru-RU"/>
-        </w:rPr>
-        <w:t xml:space="preserve">в том числе ускоряет и облегчает доступ </w:t>
-      </w:r>
-      <w:r>
-        <w:rPr>
-          <w:rFonts w:ascii="Times New Roman" w:eastAsia="Times New Roman" w:hAnsi="Times New Roman" w:cs="Times New Roman"/>
-          <w:sz w:val="28"/>
-          <w:szCs w:val="28"/>
-        </w:rPr>
-        <w:t xml:space="preserve">пользователям </w:t>
-      </w:r>
-      <w:r>
-        <w:rPr>
-          <w:rFonts w:ascii="Times New Roman" w:eastAsia="Times New Roman" w:hAnsi="Times New Roman" w:cs="Times New Roman"/>
-          <w:sz w:val="28"/>
-          <w:szCs w:val="28"/>
-          <w:lang w:val="ru-RU"/>
-        </w:rPr>
-        <w:t>к текущим курсам</w:t>
-      </w:r>
-      <w:r>
-        <w:rPr>
-          <w:rFonts w:ascii="Times New Roman" w:eastAsia="Times New Roman" w:hAnsi="Times New Roman" w:cs="Times New Roman"/>
-          <w:sz w:val="28"/>
-          <w:szCs w:val="28"/>
-        </w:rPr>
-        <w:t xml:space="preserve"> </w:t>
-      </w:r>
-      <w:r>
-        <w:rPr>
-          <w:rFonts w:ascii="Times New Roman" w:eastAsia="Times New Roman" w:hAnsi="Times New Roman" w:cs="Times New Roman"/>
-          <w:sz w:val="28"/>
-          <w:szCs w:val="28"/>
-          <w:lang w:val="ru-RU"/>
-        </w:rPr>
-        <w:t>крипто валют</w:t>
-      </w:r>
-      <w:r>
-        <w:rPr>
-          <w:rFonts w:ascii="Times New Roman" w:eastAsia="Times New Roman" w:hAnsi="Times New Roman" w:cs="Times New Roman"/>
-          <w:sz w:val="28"/>
-          <w:szCs w:val="28"/>
-        </w:rPr>
-        <w:t xml:space="preserve"> без</w:t>
-      </w:r>
-      <w:r>
-        <w:rPr>
-          <w:rFonts w:ascii="Times New Roman" w:eastAsia="Times New Roman" w:hAnsi="Times New Roman" w:cs="Times New Roman"/>
-          <w:sz w:val="28"/>
-          <w:szCs w:val="28"/>
-          <w:lang w:val="ru-RU"/>
-        </w:rPr>
-        <w:t xml:space="preserve"> необходимости изучения и анализа </w:t>
+        </w:rPr>
+        <w:t xml:space="preserve"> крипто валют. Все они не исключают, а дополняют друг друга. Программное обеспечение «Крипто курс» в том числе ускоряет и облегчает доступ пользователям к текущим курсам крипто валют без необходимости изучения и анализа </w:t>
       </w:r>
       <w:proofErr w:type="gramStart"/>
       <w:r>
@@ -2168,7 +2955,6 @@
           <w:rFonts w:ascii="Times New Roman" w:eastAsia="Times New Roman" w:hAnsi="Times New Roman" w:cs="Times New Roman"/>
           <w:sz w:val="28"/>
           <w:szCs w:val="28"/>
-          <w:lang w:val="ru-RU"/>
         </w:rPr>
         <w:t>ресурсов</w:t>
       </w:r>
@@ -2178,7 +2964,6 @@
           <w:rFonts w:ascii="Times New Roman" w:eastAsia="Times New Roman" w:hAnsi="Times New Roman" w:cs="Times New Roman"/>
           <w:sz w:val="28"/>
           <w:szCs w:val="28"/>
-          <w:lang w:val="ru-RU"/>
         </w:rPr>
         <w:t xml:space="preserve"> предоставляющих такие курсы</w:t>
       </w:r>
@@ -2195,17 +2980,17 @@
       <w:pPr>
         <w:pStyle w:val="1"/>
         <w:spacing w:after="0" w:line="240" w:lineRule="auto"/>
-        <w:ind w:left="720"/>
+        <w:ind w:left="142"/>
         <w:jc w:val="both"/>
         <w:rPr>
           <w:rFonts w:ascii="Times New Roman" w:eastAsia="Times New Roman" w:hAnsi="Times New Roman" w:cs="Times New Roman"/>
           <w:sz w:val="28"/>
           <w:szCs w:val="28"/>
-          <w:lang w:val="ru-RU"/>
-        </w:rPr>
-      </w:pPr>
-      <w:bookmarkStart w:id="9" w:name="_4d34og8" w:colFirst="0" w:colLast="0"/>
-      <w:bookmarkEnd w:id="9"/>
+        </w:rPr>
+      </w:pPr>
+      <w:bookmarkStart w:id="12" w:name="_4d34og8" w:colFirst="0" w:colLast="0"/>
+      <w:bookmarkStart w:id="13" w:name="_Toc236844339"/>
+      <w:bookmarkEnd w:id="12"/>
       <w:r>
         <w:rPr>
           <w:rFonts w:ascii="Times New Roman" w:eastAsia="Times New Roman" w:hAnsi="Times New Roman" w:cs="Times New Roman"/>
@@ -2219,7 +3004,6 @@
           <w:rFonts w:ascii="Times New Roman" w:eastAsia="Times New Roman" w:hAnsi="Times New Roman" w:cs="Times New Roman"/>
           <w:sz w:val="28"/>
           <w:szCs w:val="28"/>
-          <w:lang w:val="ru-RU"/>
         </w:rPr>
         <w:t xml:space="preserve">. </w:t>
       </w:r>
@@ -2236,7 +3020,6 @@
           <w:rFonts w:ascii="Times New Roman" w:eastAsia="Times New Roman" w:hAnsi="Times New Roman" w:cs="Times New Roman"/>
           <w:sz w:val="28"/>
           <w:szCs w:val="28"/>
-          <w:lang w:val="ru-RU"/>
         </w:rPr>
         <w:t xml:space="preserve">  </w:t>
       </w:r>
@@ -2253,65 +3036,73 @@
           <w:rFonts w:ascii="Times New Roman" w:eastAsia="Times New Roman" w:hAnsi="Times New Roman" w:cs="Times New Roman"/>
           <w:sz w:val="28"/>
           <w:szCs w:val="28"/>
-          <w:lang w:val="ru-RU"/>
         </w:rPr>
         <w:t>«Крипто курс»</w:t>
       </w:r>
+      <w:bookmarkEnd w:id="13"/>
     </w:p>
     <w:p>
       <w:pPr>
         <w:pStyle w:val="2"/>
         <w:spacing w:before="0" w:after="0" w:line="240" w:lineRule="auto"/>
+        <w:ind w:left="709"/>
+        <w:jc w:val="both"/>
+        <w:rPr>
+          <w:rFonts w:ascii="Times New Roman" w:eastAsia="Times New Roman" w:hAnsi="Times New Roman" w:cs="Times New Roman"/>
+          <w:sz w:val="28"/>
+          <w:szCs w:val="28"/>
+        </w:rPr>
+      </w:pPr>
+      <w:bookmarkStart w:id="14" w:name="_2s8eyo1" w:colFirst="0" w:colLast="0"/>
+      <w:bookmarkStart w:id="15" w:name="_Toc236844340"/>
+      <w:bookmarkEnd w:id="14"/>
+      <w:r>
+        <w:rPr>
+          <w:rFonts w:ascii="Times New Roman" w:hAnsi="Times New Roman" w:cs="Times New Roman"/>
+          <w:sz w:val="28"/>
+          <w:szCs w:val="28"/>
+        </w:rPr>
+        <w:t xml:space="preserve">3.1 </w:t>
+      </w:r>
+      <w:r>
+        <w:rPr>
+          <w:rFonts w:ascii="Times New Roman" w:eastAsia="Times New Roman" w:hAnsi="Times New Roman" w:cs="Times New Roman"/>
+          <w:sz w:val="28"/>
+          <w:szCs w:val="28"/>
+        </w:rPr>
+        <w:t>Функциональные требования</w:t>
+      </w:r>
+      <w:bookmarkEnd w:id="15"/>
+    </w:p>
+    <w:p>
+      <w:pPr>
+        <w:spacing w:before="120" w:after="120"/>
         <w:ind w:left="1134"/>
-        <w:jc w:val="both"/>
-        <w:rPr>
-          <w:rFonts w:ascii="Times New Roman" w:eastAsia="Times New Roman" w:hAnsi="Times New Roman" w:cs="Times New Roman"/>
-          <w:sz w:val="28"/>
-          <w:szCs w:val="28"/>
-        </w:rPr>
-      </w:pPr>
-      <w:bookmarkStart w:id="10" w:name="_2s8eyo1" w:colFirst="0" w:colLast="0"/>
-      <w:bookmarkEnd w:id="10"/>
-      <w:r>
-        <w:rPr>
-          <w:rFonts w:ascii="Times New Roman" w:eastAsia="Times New Roman" w:hAnsi="Times New Roman" w:cs="Times New Roman"/>
-          <w:sz w:val="28"/>
-          <w:szCs w:val="28"/>
-        </w:rPr>
-        <w:t>Функциональные требования</w:t>
-      </w:r>
-    </w:p>
-    <w:p>
-      <w:pPr>
-        <w:spacing w:after="40" w:line="240" w:lineRule="auto"/>
-        <w:ind w:left="1440"/>
-        <w:jc w:val="both"/>
-        <w:rPr>
-          <w:rFonts w:ascii="Times New Roman" w:eastAsia="Times New Roman" w:hAnsi="Times New Roman" w:cs="Times New Roman"/>
-          <w:sz w:val="28"/>
-          <w:szCs w:val="28"/>
-        </w:rPr>
-      </w:pPr>
-      <w:r>
-        <w:rPr>
-          <w:rFonts w:ascii="Times New Roman" w:eastAsia="Times New Roman" w:hAnsi="Times New Roman" w:cs="Times New Roman"/>
-          <w:sz w:val="28"/>
-          <w:szCs w:val="28"/>
-        </w:rPr>
-        <w:t xml:space="preserve">3.1 ПО </w:t>
-      </w:r>
-      <w:r>
-        <w:rPr>
-          <w:rFonts w:ascii="Times New Roman" w:eastAsia="Times New Roman" w:hAnsi="Times New Roman" w:cs="Times New Roman"/>
-          <w:sz w:val="28"/>
-          <w:szCs w:val="28"/>
-          <w:lang w:val="ru-RU"/>
+        <w:rPr>
+          <w:rFonts w:ascii="Times New Roman" w:hAnsi="Times New Roman" w:cs="Times New Roman"/>
+          <w:sz w:val="28"/>
+          <w:szCs w:val="28"/>
+        </w:rPr>
+      </w:pPr>
+      <w:r>
+        <w:rPr>
+          <w:rFonts w:ascii="Times New Roman" w:hAnsi="Times New Roman" w:cs="Times New Roman"/>
+          <w:sz w:val="28"/>
+          <w:szCs w:val="28"/>
+        </w:rPr>
+        <w:t xml:space="preserve">ПО </w:t>
+      </w:r>
+      <w:r>
+        <w:rPr>
+          <w:rFonts w:ascii="Times New Roman" w:hAnsi="Times New Roman" w:cs="Times New Roman"/>
+          <w:sz w:val="28"/>
+          <w:szCs w:val="28"/>
         </w:rPr>
         <w:t>«Крипто курс»</w:t>
       </w:r>
       <w:r>
         <w:rPr>
-          <w:rFonts w:ascii="Times New Roman" w:eastAsia="Times New Roman" w:hAnsi="Times New Roman" w:cs="Times New Roman"/>
+          <w:rFonts w:ascii="Times New Roman" w:hAnsi="Times New Roman" w:cs="Times New Roman"/>
           <w:sz w:val="28"/>
           <w:szCs w:val="28"/>
         </w:rPr>
@@ -2345,7 +3136,6 @@
           <w:rFonts w:ascii="Times New Roman" w:eastAsia="Times New Roman" w:hAnsi="Times New Roman" w:cs="Times New Roman"/>
           <w:sz w:val="28"/>
           <w:szCs w:val="28"/>
-          <w:lang w:val="ru-RU"/>
         </w:rPr>
         <w:t xml:space="preserve">вывод таблицы текущих </w:t>
       </w:r>
@@ -2354,7 +3144,6 @@
           <w:rFonts w:ascii="Times New Roman" w:eastAsia="Times New Roman" w:hAnsi="Times New Roman" w:cs="Times New Roman"/>
           <w:sz w:val="28"/>
           <w:szCs w:val="28"/>
-          <w:lang w:val="ru-RU"/>
         </w:rPr>
         <w:t xml:space="preserve">курсов топ-100 крипто валют </w:t>
       </w:r>
@@ -2364,7 +3153,6 @@
           <w:rFonts w:ascii="Times New Roman" w:eastAsia="Times New Roman" w:hAnsi="Times New Roman" w:cs="Times New Roman"/>
           <w:sz w:val="28"/>
           <w:szCs w:val="28"/>
-          <w:lang w:val="ru-RU"/>
         </w:rPr>
         <w:t>под</w:t>
       </w:r>
@@ -2374,7 +3162,6 @@
           <w:rFonts w:ascii="Times New Roman" w:eastAsia="Times New Roman" w:hAnsi="Times New Roman" w:cs="Times New Roman"/>
           <w:sz w:val="28"/>
           <w:szCs w:val="28"/>
-          <w:lang w:val="ru-RU"/>
         </w:rPr>
         <w:t xml:space="preserve"> данным </w:t>
       </w:r>
@@ -2384,7 +3171,6 @@
           <w:rFonts w:ascii="Times New Roman" w:eastAsia="Times New Roman" w:hAnsi="Times New Roman" w:cs="Times New Roman"/>
           <w:sz w:val="28"/>
           <w:szCs w:val="28"/>
-          <w:lang w:val="ru-RU"/>
         </w:rPr>
         <w:t>агрегатора</w:t>
       </w:r>
@@ -2394,7 +3180,6 @@
           <w:rFonts w:ascii="Times New Roman" w:eastAsia="Times New Roman" w:hAnsi="Times New Roman" w:cs="Times New Roman"/>
           <w:sz w:val="28"/>
           <w:szCs w:val="28"/>
-          <w:lang w:val="ru-RU"/>
         </w:rPr>
         <w:t xml:space="preserve"> </w:t>
       </w:r>
@@ -2445,7 +3230,6 @@
           <w:rFonts w:ascii="Times New Roman" w:eastAsia="Times New Roman" w:hAnsi="Times New Roman" w:cs="Times New Roman"/>
           <w:sz w:val="28"/>
           <w:szCs w:val="28"/>
-          <w:lang w:val="ru-RU"/>
         </w:rPr>
         <w:t>выдача подробной информации о текущем состоянии крипто валюты в отдельном информационном окне</w:t>
       </w:r>
@@ -2485,7 +3269,6 @@
           <w:rFonts w:ascii="Times New Roman" w:eastAsia="Times New Roman" w:hAnsi="Times New Roman" w:cs="Times New Roman"/>
           <w:sz w:val="28"/>
           <w:szCs w:val="28"/>
-          <w:lang w:val="ru-RU"/>
         </w:rPr>
         <w:t>автоматическое обновление курсов валют в таблице каждые 30 секунд</w:t>
       </w:r>
@@ -2493,6 +3276,71 @@
     <w:p>
       <w:pPr>
         <w:pStyle w:val="1"/>
+        <w:ind w:left="142"/>
+        <w:rPr>
+          <w:rFonts w:ascii="Times New Roman" w:hAnsi="Times New Roman" w:cs="Times New Roman"/>
+          <w:sz w:val="28"/>
+          <w:szCs w:val="28"/>
+        </w:rPr>
+      </w:pPr>
+      <w:bookmarkStart w:id="16" w:name="_Toc236844341"/>
+      <w:r>
+        <w:rPr>
+          <w:rFonts w:ascii="Times New Roman" w:hAnsi="Times New Roman" w:cs="Times New Roman"/>
+          <w:sz w:val="28"/>
+          <w:szCs w:val="28"/>
+        </w:rPr>
+        <w:t>4.     Т</w:t>
+      </w:r>
+      <w:r>
+        <w:rPr>
+          <w:rFonts w:ascii="Times New Roman" w:hAnsi="Times New Roman" w:cs="Times New Roman"/>
+          <w:sz w:val="28"/>
+          <w:szCs w:val="28"/>
+        </w:rPr>
+        <w:t>ребования к графическому интерфейсу пользователя</w:t>
+      </w:r>
+      <w:r>
+        <w:rPr>
+          <w:rFonts w:ascii="Times New Roman" w:hAnsi="Times New Roman" w:cs="Times New Roman"/>
+          <w:sz w:val="28"/>
+          <w:szCs w:val="28"/>
+        </w:rPr>
+        <w:t>:</w:t>
+      </w:r>
+      <w:bookmarkEnd w:id="16"/>
+    </w:p>
+    <w:p>
+      <w:pPr>
+        <w:pStyle w:val="2"/>
+        <w:ind w:left="709"/>
+        <w:rPr>
+          <w:rFonts w:ascii="Times New Roman" w:hAnsi="Times New Roman" w:cs="Times New Roman"/>
+          <w:sz w:val="28"/>
+          <w:szCs w:val="28"/>
+        </w:rPr>
+      </w:pPr>
+      <w:bookmarkStart w:id="17" w:name="_Toc236844342"/>
+      <w:r>
+        <w:rPr>
+          <w:rFonts w:ascii="Times New Roman" w:hAnsi="Times New Roman" w:cs="Times New Roman"/>
+          <w:sz w:val="28"/>
+          <w:szCs w:val="28"/>
+        </w:rPr>
+        <w:t>4.1 Требования к интерфейсу</w:t>
+      </w:r>
+      <w:bookmarkEnd w:id="17"/>
+      <w:r>
+        <w:rPr>
+          <w:rFonts w:ascii="Times New Roman" w:hAnsi="Times New Roman" w:cs="Times New Roman"/>
+          <w:sz w:val="28"/>
+          <w:szCs w:val="28"/>
+        </w:rPr>
+        <w:t xml:space="preserve"> </w:t>
+      </w:r>
+    </w:p>
+    <w:p>
+      <w:pPr>
         <w:pBdr>
           <w:top w:val="nil"/>
           <w:left w:val="nil"/>
@@ -2500,8 +3348,8 @@
           <w:right w:val="nil"/>
           <w:between w:val="nil"/>
         </w:pBdr>
-        <w:spacing w:after="0" w:line="240" w:lineRule="auto"/>
-        <w:ind w:left="720"/>
+        <w:spacing w:line="240" w:lineRule="auto"/>
+        <w:ind w:left="1418"/>
         <w:jc w:val="both"/>
         <w:rPr>
           <w:rFonts w:ascii="Times New Roman" w:eastAsia="Times New Roman" w:hAnsi="Times New Roman" w:cs="Times New Roman"/>
@@ -2509,16 +3357,563 @@
           <w:szCs w:val="28"/>
         </w:rPr>
       </w:pPr>
-      <w:bookmarkStart w:id="11" w:name="_7y0rie4sfosq" w:colFirst="0" w:colLast="0"/>
-      <w:bookmarkEnd w:id="11"/>
-      <w:r>
-        <w:rPr>
-          <w:rFonts w:ascii="Times New Roman" w:eastAsia="Times New Roman" w:hAnsi="Times New Roman" w:cs="Times New Roman"/>
-          <w:sz w:val="28"/>
-          <w:szCs w:val="28"/>
-        </w:rPr>
-        <w:t xml:space="preserve">4 </w:t>
-      </w:r>
+      <w:r>
+        <w:rPr>
+          <w:rFonts w:ascii="Times New Roman" w:eastAsia="Times New Roman" w:hAnsi="Times New Roman" w:cs="Times New Roman"/>
+          <w:sz w:val="28"/>
+          <w:szCs w:val="28"/>
+        </w:rPr>
+        <w:t>Интерфейс ПО</w:t>
+      </w:r>
+      <w:proofErr w:type="gramStart"/>
+      <w:r>
+        <w:rPr>
+          <w:rFonts w:ascii="Times New Roman" w:eastAsia="Times New Roman" w:hAnsi="Times New Roman" w:cs="Times New Roman"/>
+          <w:sz w:val="28"/>
+          <w:szCs w:val="28"/>
+        </w:rPr>
+        <w:t xml:space="preserve"> </w:t>
+      </w:r>
+      <w:r>
+        <w:rPr>
+          <w:rFonts w:ascii="Times New Roman" w:eastAsia="Times New Roman" w:hAnsi="Times New Roman" w:cs="Times New Roman"/>
+          <w:sz w:val="28"/>
+          <w:szCs w:val="28"/>
+        </w:rPr>
+        <w:t>К</w:t>
+      </w:r>
+      <w:proofErr w:type="gramEnd"/>
+      <w:r>
+        <w:rPr>
+          <w:rFonts w:ascii="Times New Roman" w:eastAsia="Times New Roman" w:hAnsi="Times New Roman" w:cs="Times New Roman"/>
+          <w:sz w:val="28"/>
+          <w:szCs w:val="28"/>
+        </w:rPr>
+        <w:t>рипто курс</w:t>
+      </w:r>
+      <w:r>
+        <w:rPr>
+          <w:rFonts w:ascii="Times New Roman" w:eastAsia="Times New Roman" w:hAnsi="Times New Roman" w:cs="Times New Roman"/>
+          <w:sz w:val="28"/>
+          <w:szCs w:val="28"/>
+        </w:rPr>
+        <w:t xml:space="preserve"> должен соответствовать приведенному эскизу:</w:t>
+      </w:r>
+    </w:p>
+    <w:p>
+      <w:pPr>
+        <w:pStyle w:val="2"/>
+        <w:ind w:left="1134" w:hanging="425"/>
+        <w:rPr>
+          <w:rFonts w:ascii="Times New Roman" w:hAnsi="Times New Roman" w:cs="Times New Roman"/>
+          <w:sz w:val="28"/>
+          <w:szCs w:val="28"/>
+        </w:rPr>
+      </w:pPr>
+      <w:bookmarkStart w:id="18" w:name="_Toc236844343"/>
+      <w:r>
+        <w:rPr>
+          <w:rFonts w:ascii="Times New Roman" w:hAnsi="Times New Roman" w:cs="Times New Roman"/>
+          <w:sz w:val="28"/>
+          <w:szCs w:val="28"/>
+        </w:rPr>
+        <w:t>4.2 Элементы интерфейса должны располагаться сверху вниз в следующем порядке:</w:t>
+      </w:r>
+      <w:bookmarkEnd w:id="18"/>
+    </w:p>
+    <w:p>
+      <w:pPr>
+        <w:numPr>
+          <w:ilvl w:val="0"/>
+          <w:numId w:val="10"/>
+        </w:numPr>
+        <w:spacing w:line="240" w:lineRule="auto"/>
+        <w:ind w:left="1417" w:firstLine="1"/>
+        <w:jc w:val="both"/>
+        <w:rPr>
+          <w:rFonts w:ascii="Times New Roman" w:eastAsia="Times New Roman" w:hAnsi="Times New Roman" w:cs="Times New Roman"/>
+          <w:sz w:val="28"/>
+          <w:szCs w:val="28"/>
+        </w:rPr>
+      </w:pPr>
+      <w:r>
+        <w:rPr>
+          <w:rFonts w:ascii="Times New Roman" w:eastAsia="Times New Roman" w:hAnsi="Times New Roman" w:cs="Times New Roman"/>
+          <w:sz w:val="28"/>
+          <w:szCs w:val="28"/>
+        </w:rPr>
+        <w:t>заголовок окна — “</w:t>
+      </w:r>
+      <w:r>
+        <w:rPr>
+          <w:rFonts w:ascii="Times New Roman" w:eastAsia="Times New Roman" w:hAnsi="Times New Roman" w:cs="Times New Roman"/>
+          <w:sz w:val="28"/>
+          <w:szCs w:val="28"/>
+        </w:rPr>
+        <w:t>Крипта курс</w:t>
+      </w:r>
+      <w:r>
+        <w:rPr>
+          <w:rFonts w:ascii="Times New Roman" w:eastAsia="Times New Roman" w:hAnsi="Times New Roman" w:cs="Times New Roman"/>
+          <w:sz w:val="28"/>
+          <w:szCs w:val="28"/>
+        </w:rPr>
+        <w:t>”;</w:t>
+      </w:r>
+    </w:p>
+    <w:p>
+      <w:pPr>
+        <w:numPr>
+          <w:ilvl w:val="0"/>
+          <w:numId w:val="10"/>
+        </w:numPr>
+        <w:spacing w:line="240" w:lineRule="auto"/>
+        <w:ind w:left="1417" w:firstLine="1"/>
+        <w:jc w:val="both"/>
+        <w:rPr>
+          <w:rFonts w:ascii="Times New Roman" w:eastAsia="Times New Roman" w:hAnsi="Times New Roman" w:cs="Times New Roman"/>
+          <w:sz w:val="28"/>
+          <w:szCs w:val="28"/>
+        </w:rPr>
+      </w:pPr>
+      <w:r>
+        <w:rPr>
+          <w:rFonts w:ascii="Times New Roman" w:eastAsia="Times New Roman" w:hAnsi="Times New Roman" w:cs="Times New Roman"/>
+          <w:sz w:val="28"/>
+          <w:szCs w:val="28"/>
+        </w:rPr>
+        <w:t>меню</w:t>
+      </w:r>
+      <w:r>
+        <w:rPr>
+          <w:rFonts w:ascii="Times New Roman" w:eastAsia="Times New Roman" w:hAnsi="Times New Roman" w:cs="Times New Roman"/>
+          <w:sz w:val="28"/>
+          <w:szCs w:val="28"/>
+        </w:rPr>
+        <w:t xml:space="preserve"> — “</w:t>
+      </w:r>
+      <w:r>
+        <w:rPr>
+          <w:rFonts w:ascii="Times New Roman" w:eastAsia="Times New Roman" w:hAnsi="Times New Roman" w:cs="Times New Roman"/>
+          <w:sz w:val="28"/>
+          <w:szCs w:val="28"/>
+        </w:rPr>
+        <w:t>Фай</w:t>
+      </w:r>
+      <w:proofErr w:type="gramStart"/>
+      <w:r>
+        <w:rPr>
+          <w:rFonts w:ascii="Times New Roman" w:eastAsia="Times New Roman" w:hAnsi="Times New Roman" w:cs="Times New Roman"/>
+          <w:sz w:val="28"/>
+          <w:szCs w:val="28"/>
+        </w:rPr>
+        <w:t>л-</w:t>
+      </w:r>
+      <w:proofErr w:type="gramEnd"/>
+      <w:r>
+        <w:rPr>
+          <w:rFonts w:ascii="Times New Roman" w:eastAsia="Times New Roman" w:hAnsi="Times New Roman" w:cs="Times New Roman"/>
+          <w:sz w:val="28"/>
+          <w:szCs w:val="28"/>
+        </w:rPr>
+        <w:t>&gt;</w:t>
+      </w:r>
+      <w:r>
+        <w:rPr>
+          <w:rFonts w:ascii="Times New Roman" w:eastAsia="Times New Roman" w:hAnsi="Times New Roman" w:cs="Times New Roman"/>
+          <w:sz w:val="28"/>
+          <w:szCs w:val="28"/>
+        </w:rPr>
+        <w:t>Выход</w:t>
+      </w:r>
+      <w:r>
+        <w:rPr>
+          <w:rFonts w:ascii="Times New Roman" w:eastAsia="Times New Roman" w:hAnsi="Times New Roman" w:cs="Times New Roman"/>
+          <w:sz w:val="28"/>
+          <w:szCs w:val="28"/>
+        </w:rPr>
+        <w:t xml:space="preserve">,  </w:t>
+      </w:r>
+      <w:r>
+        <w:rPr>
+          <w:rFonts w:ascii="Times New Roman" w:eastAsia="Times New Roman" w:hAnsi="Times New Roman" w:cs="Times New Roman"/>
+          <w:sz w:val="28"/>
+          <w:szCs w:val="28"/>
+        </w:rPr>
+        <w:t>Актуализировать</w:t>
+      </w:r>
+      <w:r>
+        <w:rPr>
+          <w:rFonts w:ascii="Times New Roman" w:eastAsia="Times New Roman" w:hAnsi="Times New Roman" w:cs="Times New Roman"/>
+          <w:sz w:val="28"/>
+          <w:szCs w:val="28"/>
+        </w:rPr>
+        <w:t xml:space="preserve">, </w:t>
+      </w:r>
+      <w:r>
+        <w:rPr>
+          <w:rFonts w:ascii="Times New Roman" w:eastAsia="Times New Roman" w:hAnsi="Times New Roman" w:cs="Times New Roman"/>
+          <w:sz w:val="28"/>
+          <w:szCs w:val="28"/>
+        </w:rPr>
+        <w:t>Справка</w:t>
+      </w:r>
+      <w:r>
+        <w:rPr>
+          <w:rFonts w:ascii="Times New Roman" w:eastAsia="Times New Roman" w:hAnsi="Times New Roman" w:cs="Times New Roman"/>
+          <w:sz w:val="28"/>
+          <w:szCs w:val="28"/>
+        </w:rPr>
+        <w:t>”</w:t>
+      </w:r>
+    </w:p>
+    <w:p>
+      <w:pPr>
+        <w:numPr>
+          <w:ilvl w:val="0"/>
+          <w:numId w:val="10"/>
+        </w:numPr>
+        <w:spacing w:line="240" w:lineRule="auto"/>
+        <w:ind w:left="2127" w:hanging="709"/>
+        <w:jc w:val="both"/>
+        <w:rPr>
+          <w:rFonts w:ascii="Times New Roman" w:eastAsia="Times New Roman" w:hAnsi="Times New Roman" w:cs="Times New Roman"/>
+          <w:sz w:val="28"/>
+          <w:szCs w:val="28"/>
+        </w:rPr>
+      </w:pPr>
+      <w:r>
+        <w:rPr>
+          <w:rFonts w:ascii="Times New Roman" w:eastAsia="Times New Roman" w:hAnsi="Times New Roman" w:cs="Times New Roman"/>
+          <w:sz w:val="28"/>
+          <w:szCs w:val="28"/>
+        </w:rPr>
+        <w:t>надпись — “</w:t>
+      </w:r>
+      <w:r>
+        <w:rPr>
+          <w:rFonts w:ascii="Times New Roman" w:eastAsia="Times New Roman" w:hAnsi="Times New Roman" w:cs="Times New Roman"/>
+          <w:sz w:val="28"/>
+          <w:szCs w:val="28"/>
+        </w:rPr>
+        <w:t xml:space="preserve">Курсы популярных </w:t>
+      </w:r>
+      <w:proofErr w:type="spellStart"/>
+      <w:r>
+        <w:rPr>
+          <w:rFonts w:ascii="Times New Roman" w:eastAsia="Times New Roman" w:hAnsi="Times New Roman" w:cs="Times New Roman"/>
+          <w:sz w:val="28"/>
+          <w:szCs w:val="28"/>
+        </w:rPr>
+        <w:t>криптовалют</w:t>
+      </w:r>
+      <w:proofErr w:type="spellEnd"/>
+      <w:r>
+        <w:rPr>
+          <w:rFonts w:ascii="Times New Roman" w:eastAsia="Times New Roman" w:hAnsi="Times New Roman" w:cs="Times New Roman"/>
+          <w:sz w:val="28"/>
+          <w:szCs w:val="28"/>
+        </w:rPr>
+        <w:t xml:space="preserve"> к доллару США </w:t>
+      </w:r>
+      <w:proofErr w:type="gramStart"/>
+      <w:r>
+        <w:rPr>
+          <w:rFonts w:ascii="Times New Roman" w:eastAsia="Times New Roman" w:hAnsi="Times New Roman" w:cs="Times New Roman"/>
+          <w:sz w:val="28"/>
+          <w:szCs w:val="28"/>
+        </w:rPr>
+        <w:t>на</w:t>
+      </w:r>
+      <w:proofErr w:type="gramEnd"/>
+      <w:r>
+        <w:rPr>
+          <w:rFonts w:ascii="Times New Roman" w:eastAsia="Times New Roman" w:hAnsi="Times New Roman" w:cs="Times New Roman"/>
+          <w:sz w:val="28"/>
+          <w:szCs w:val="28"/>
+        </w:rPr>
+        <w:t xml:space="preserve"> </w:t>
+      </w:r>
+      <w:r>
+        <w:rPr>
+          <w:rFonts w:ascii="Times New Roman" w:eastAsia="Times New Roman" w:hAnsi="Times New Roman" w:cs="Times New Roman"/>
+          <w:sz w:val="28"/>
+          <w:szCs w:val="28"/>
+        </w:rPr>
+        <w:t>[</w:t>
+      </w:r>
+      <w:proofErr w:type="gramStart"/>
+      <w:r>
+        <w:rPr>
+          <w:rFonts w:ascii="Times New Roman" w:eastAsia="Times New Roman" w:hAnsi="Times New Roman" w:cs="Times New Roman"/>
+          <w:sz w:val="28"/>
+          <w:szCs w:val="28"/>
+        </w:rPr>
+        <w:t>дата</w:t>
+      </w:r>
+      <w:proofErr w:type="gramEnd"/>
+      <w:r>
+        <w:rPr>
+          <w:rFonts w:ascii="Times New Roman" w:eastAsia="Times New Roman" w:hAnsi="Times New Roman" w:cs="Times New Roman"/>
+          <w:sz w:val="28"/>
+          <w:szCs w:val="28"/>
+        </w:rPr>
+        <w:t xml:space="preserve"> время</w:t>
+      </w:r>
+      <w:r>
+        <w:rPr>
+          <w:rFonts w:ascii="Times New Roman" w:eastAsia="Times New Roman" w:hAnsi="Times New Roman" w:cs="Times New Roman"/>
+          <w:sz w:val="28"/>
+          <w:szCs w:val="28"/>
+        </w:rPr>
+        <w:t>]</w:t>
+      </w:r>
+      <w:r>
+        <w:rPr>
+          <w:rFonts w:ascii="Times New Roman" w:eastAsia="Times New Roman" w:hAnsi="Times New Roman" w:cs="Times New Roman"/>
+          <w:sz w:val="28"/>
+          <w:szCs w:val="28"/>
+        </w:rPr>
+        <w:t>”;</w:t>
+      </w:r>
+    </w:p>
+    <w:p>
+      <w:pPr>
+        <w:numPr>
+          <w:ilvl w:val="0"/>
+          <w:numId w:val="10"/>
+        </w:numPr>
+        <w:spacing w:line="240" w:lineRule="auto"/>
+        <w:ind w:left="2127" w:hanging="709"/>
+        <w:jc w:val="both"/>
+        <w:rPr>
+          <w:rFonts w:ascii="Times New Roman" w:eastAsia="Times New Roman" w:hAnsi="Times New Roman" w:cs="Times New Roman"/>
+          <w:sz w:val="28"/>
+          <w:szCs w:val="28"/>
+        </w:rPr>
+      </w:pPr>
+      <w:r>
+        <w:rPr>
+          <w:rFonts w:ascii="Times New Roman" w:eastAsia="Times New Roman" w:hAnsi="Times New Roman" w:cs="Times New Roman"/>
+          <w:sz w:val="28"/>
+          <w:szCs w:val="28"/>
+        </w:rPr>
+        <w:t>Табличный элемент отображения крипто валют с идентификаторами и текущими ценами</w:t>
+      </w:r>
+      <w:r>
+        <w:rPr>
+          <w:rFonts w:ascii="Times New Roman" w:eastAsia="Times New Roman" w:hAnsi="Times New Roman" w:cs="Times New Roman"/>
+          <w:sz w:val="28"/>
+          <w:szCs w:val="28"/>
+        </w:rPr>
+        <w:t>;</w:t>
+      </w:r>
+    </w:p>
+    <w:p>
+      <w:pPr>
+        <w:numPr>
+          <w:ilvl w:val="0"/>
+          <w:numId w:val="10"/>
+        </w:numPr>
+        <w:spacing w:line="240" w:lineRule="auto"/>
+        <w:ind w:left="2127" w:hanging="709"/>
+        <w:jc w:val="both"/>
+        <w:rPr>
+          <w:rFonts w:ascii="Times New Roman" w:eastAsia="Times New Roman" w:hAnsi="Times New Roman" w:cs="Times New Roman"/>
+          <w:sz w:val="28"/>
+          <w:szCs w:val="28"/>
+        </w:rPr>
+      </w:pPr>
+      <w:r>
+        <w:rPr>
+          <w:rFonts w:ascii="Times New Roman" w:eastAsia="Times New Roman" w:hAnsi="Times New Roman" w:cs="Times New Roman"/>
+          <w:sz w:val="28"/>
+          <w:szCs w:val="28"/>
+        </w:rPr>
+        <w:lastRenderedPageBreak/>
+        <w:t xml:space="preserve">Окно со справкой о программе, ее возможностях и </w:t>
+      </w:r>
+      <w:r>
+        <w:rPr>
+          <w:rFonts w:ascii="Times New Roman" w:eastAsia="Times New Roman" w:hAnsi="Times New Roman" w:cs="Times New Roman"/>
+          <w:sz w:val="28"/>
+          <w:szCs w:val="28"/>
+        </w:rPr>
+        <w:t>кратким руководством.</w:t>
+      </w:r>
+    </w:p>
+    <w:p>
+      <w:pPr>
+        <w:pBdr>
+          <w:top w:val="nil"/>
+          <w:left w:val="nil"/>
+          <w:bottom w:val="nil"/>
+          <w:right w:val="nil"/>
+          <w:between w:val="nil"/>
+        </w:pBdr>
+        <w:spacing w:line="240" w:lineRule="auto"/>
+        <w:ind w:left="1418"/>
+        <w:jc w:val="both"/>
+        <w:rPr>
+          <w:rFonts w:ascii="Times New Roman" w:eastAsia="Times New Roman" w:hAnsi="Times New Roman" w:cs="Times New Roman"/>
+          <w:sz w:val="28"/>
+          <w:szCs w:val="28"/>
+        </w:rPr>
+      </w:pPr>
+    </w:p>
+    <w:p>
+      <w:pPr>
+        <w:pBdr>
+          <w:top w:val="nil"/>
+          <w:left w:val="nil"/>
+          <w:bottom w:val="nil"/>
+          <w:right w:val="nil"/>
+          <w:between w:val="nil"/>
+        </w:pBdr>
+        <w:spacing w:line="240" w:lineRule="auto"/>
+        <w:ind w:left="567"/>
+        <w:jc w:val="both"/>
+        <w:rPr>
+          <w:rFonts w:ascii="Times New Roman" w:eastAsia="Times New Roman" w:hAnsi="Times New Roman" w:cs="Times New Roman"/>
+          <w:sz w:val="28"/>
+          <w:szCs w:val="28"/>
+        </w:rPr>
+      </w:pPr>
+      <w:r>
+        <w:rPr>
+          <w:rFonts w:ascii="Times New Roman" w:eastAsia="Times New Roman" w:hAnsi="Times New Roman" w:cs="Times New Roman"/>
+          <w:noProof/>
+          <w:sz w:val="28"/>
+          <w:szCs w:val="28"/>
+        </w:rPr>
+        <w:drawing>
+          <wp:inline distT="0" distB="0" distL="0" distR="0">
+            <wp:extent cx="4988414" cy="3898900"/>
+            <wp:effectExtent l="19050" t="0" r="2686" b="0"/>
+            <wp:docPr id="7" name="Рисунок 7"/>
+            <wp:cNvGraphicFramePr>
+              <a:graphicFrameLocks xmlns:a="http://schemas.openxmlformats.org/drawingml/2006/main" noChangeAspect="1"/>
+            </wp:cNvGraphicFramePr>
+            <a:graphic xmlns:a="http://schemas.openxmlformats.org/drawingml/2006/main">
+              <a:graphicData uri="http://schemas.openxmlformats.org/drawingml/2006/picture">
+                <pic:pic xmlns:pic="http://schemas.openxmlformats.org/drawingml/2006/picture">
+                  <pic:nvPicPr>
+                    <pic:cNvPr id="0" name="Picture 7"/>
+                    <pic:cNvPicPr>
+                      <a:picLocks noChangeAspect="1" noChangeArrowheads="1"/>
+                    </pic:cNvPicPr>
+                  </pic:nvPicPr>
+                  <pic:blipFill>
+                    <a:blip r:embed="rId7" cstate="print"/>
+                    <a:srcRect/>
+                    <a:stretch>
+                      <a:fillRect/>
+                    </a:stretch>
+                  </pic:blipFill>
+                  <pic:spPr bwMode="auto">
+                    <a:xfrm>
+                      <a:off x="0" y="0"/>
+                      <a:ext cx="4991442" cy="3901267"/>
+                    </a:xfrm>
+                    <a:prstGeom prst="rect">
+                      <a:avLst/>
+                    </a:prstGeom>
+                    <a:noFill/>
+                    <a:ln w="9525">
+                      <a:noFill/>
+                      <a:miter lim="800000"/>
+                      <a:headEnd/>
+                      <a:tailEnd/>
+                    </a:ln>
+                  </pic:spPr>
+                </pic:pic>
+              </a:graphicData>
+            </a:graphic>
+          </wp:inline>
+        </w:drawing>
+      </w:r>
+    </w:p>
+    <w:p>
+      <w:pPr>
+        <w:pBdr>
+          <w:top w:val="nil"/>
+          <w:left w:val="nil"/>
+          <w:bottom w:val="nil"/>
+          <w:right w:val="nil"/>
+          <w:between w:val="nil"/>
+        </w:pBdr>
+        <w:spacing w:line="240" w:lineRule="auto"/>
+        <w:ind w:left="567"/>
+        <w:jc w:val="both"/>
+        <w:rPr>
+          <w:rFonts w:ascii="Times New Roman" w:eastAsia="Times New Roman" w:hAnsi="Times New Roman" w:cs="Times New Roman"/>
+          <w:sz w:val="28"/>
+          <w:szCs w:val="28"/>
+        </w:rPr>
+      </w:pPr>
+    </w:p>
+    <w:p>
+      <w:pPr>
+        <w:numPr>
+          <w:ilvl w:val="0"/>
+          <w:numId w:val="10"/>
+        </w:numPr>
+        <w:spacing w:line="240" w:lineRule="auto"/>
+        <w:ind w:left="993" w:firstLine="1"/>
+        <w:jc w:val="both"/>
+        <w:rPr>
+          <w:rFonts w:ascii="Times New Roman" w:eastAsia="Times New Roman" w:hAnsi="Times New Roman" w:cs="Times New Roman"/>
+          <w:sz w:val="28"/>
+          <w:szCs w:val="28"/>
+        </w:rPr>
+      </w:pPr>
+      <w:r>
+        <w:rPr>
+          <w:rFonts w:ascii="Times New Roman" w:eastAsia="Times New Roman" w:hAnsi="Times New Roman" w:cs="Times New Roman"/>
+          <w:sz w:val="28"/>
+          <w:szCs w:val="28"/>
+        </w:rPr>
+        <w:t>Дополнительное информационное окно с картинкой обозначения крипто валюты и данными о:</w:t>
+      </w:r>
+    </w:p>
+    <w:p>
+      <w:pPr>
+        <w:spacing w:line="240" w:lineRule="auto"/>
+        <w:ind w:left="1701"/>
+        <w:jc w:val="both"/>
+        <w:rPr>
+          <w:rFonts w:ascii="Times New Roman" w:eastAsia="Times New Roman" w:hAnsi="Times New Roman" w:cs="Times New Roman"/>
+          <w:sz w:val="28"/>
+          <w:szCs w:val="28"/>
+        </w:rPr>
+      </w:pPr>
+      <w:r>
+        <w:rPr>
+          <w:rFonts w:ascii="Times New Roman" w:eastAsia="Times New Roman" w:hAnsi="Times New Roman" w:cs="Times New Roman"/>
+          <w:sz w:val="28"/>
+          <w:szCs w:val="28"/>
+        </w:rPr>
+        <w:t xml:space="preserve">- </w:t>
+      </w:r>
+      <w:proofErr w:type="gramStart"/>
+      <w:r>
+        <w:rPr>
+          <w:rFonts w:ascii="Times New Roman" w:eastAsia="Times New Roman" w:hAnsi="Times New Roman" w:cs="Times New Roman"/>
+          <w:sz w:val="28"/>
+          <w:szCs w:val="28"/>
+        </w:rPr>
+        <w:t>месте</w:t>
+      </w:r>
+      <w:proofErr w:type="gramEnd"/>
+      <w:r>
+        <w:rPr>
+          <w:rFonts w:ascii="Times New Roman" w:eastAsia="Times New Roman" w:hAnsi="Times New Roman" w:cs="Times New Roman"/>
+          <w:sz w:val="28"/>
+          <w:szCs w:val="28"/>
+        </w:rPr>
+        <w:t xml:space="preserve"> в рейтинге капитализации по версии </w:t>
+      </w:r>
+      <w:proofErr w:type="spellStart"/>
       <w:r>
         <w:rPr>
           <w:rFonts w:ascii="Times New Roman" w:eastAsia="Times New Roman" w:hAnsi="Times New Roman" w:cs="Times New Roman"/>
@@ -2526,16 +3921,344 @@
           <w:szCs w:val="28"/>
           <w:lang w:val="en-US"/>
         </w:rPr>
+        <w:t>CoinGecko</w:t>
+      </w:r>
+      <w:proofErr w:type="spellEnd"/>
+    </w:p>
+    <w:p>
+      <w:pPr>
+        <w:spacing w:line="240" w:lineRule="auto"/>
+        <w:ind w:left="1701"/>
+        <w:jc w:val="both"/>
+        <w:rPr>
+          <w:rFonts w:ascii="Times New Roman" w:eastAsia="Times New Roman" w:hAnsi="Times New Roman" w:cs="Times New Roman"/>
+          <w:sz w:val="28"/>
+          <w:szCs w:val="28"/>
+        </w:rPr>
+      </w:pPr>
+      <w:r>
+        <w:rPr>
+          <w:rFonts w:ascii="Times New Roman" w:eastAsia="Times New Roman" w:hAnsi="Times New Roman" w:cs="Times New Roman"/>
+          <w:sz w:val="28"/>
+          <w:szCs w:val="28"/>
+        </w:rPr>
+        <w:t>- наименование</w:t>
+      </w:r>
+    </w:p>
+    <w:p>
+      <w:pPr>
+        <w:spacing w:line="240" w:lineRule="auto"/>
+        <w:ind w:left="1701"/>
+        <w:jc w:val="both"/>
+        <w:rPr>
+          <w:rFonts w:ascii="Times New Roman" w:eastAsia="Times New Roman" w:hAnsi="Times New Roman" w:cs="Times New Roman"/>
+          <w:sz w:val="28"/>
+          <w:szCs w:val="28"/>
+        </w:rPr>
+      </w:pPr>
+      <w:r>
+        <w:rPr>
+          <w:rFonts w:ascii="Times New Roman" w:eastAsia="Times New Roman" w:hAnsi="Times New Roman" w:cs="Times New Roman"/>
+          <w:sz w:val="28"/>
+          <w:szCs w:val="28"/>
+        </w:rPr>
+        <w:t>- буквенный код</w:t>
+      </w:r>
+    </w:p>
+    <w:p>
+      <w:pPr>
+        <w:spacing w:line="240" w:lineRule="auto"/>
+        <w:ind w:left="1701"/>
+        <w:jc w:val="both"/>
+        <w:rPr>
+          <w:rFonts w:ascii="Times New Roman" w:eastAsia="Times New Roman" w:hAnsi="Times New Roman" w:cs="Times New Roman"/>
+          <w:sz w:val="28"/>
+          <w:szCs w:val="28"/>
+        </w:rPr>
+      </w:pPr>
+      <w:r>
+        <w:rPr>
+          <w:rFonts w:ascii="Times New Roman" w:eastAsia="Times New Roman" w:hAnsi="Times New Roman" w:cs="Times New Roman"/>
+          <w:sz w:val="28"/>
+          <w:szCs w:val="28"/>
+        </w:rPr>
+        <w:t>- текущая цена</w:t>
+      </w:r>
+    </w:p>
+    <w:p>
+      <w:pPr>
+        <w:spacing w:line="240" w:lineRule="auto"/>
+        <w:ind w:left="1701"/>
+        <w:jc w:val="both"/>
+        <w:rPr>
+          <w:rFonts w:ascii="Times New Roman" w:eastAsia="Times New Roman" w:hAnsi="Times New Roman" w:cs="Times New Roman"/>
+          <w:sz w:val="28"/>
+          <w:szCs w:val="28"/>
+        </w:rPr>
+      </w:pPr>
+      <w:r>
+        <w:rPr>
+          <w:rFonts w:ascii="Times New Roman" w:eastAsia="Times New Roman" w:hAnsi="Times New Roman" w:cs="Times New Roman"/>
+          <w:sz w:val="28"/>
+          <w:szCs w:val="28"/>
+        </w:rPr>
+        <w:t>- исторический максимум</w:t>
+      </w:r>
+    </w:p>
+    <w:p>
+      <w:pPr>
+        <w:spacing w:line="240" w:lineRule="auto"/>
+        <w:ind w:left="1701"/>
+        <w:jc w:val="both"/>
+        <w:rPr>
+          <w:rFonts w:ascii="Times New Roman" w:eastAsia="Times New Roman" w:hAnsi="Times New Roman" w:cs="Times New Roman"/>
+          <w:sz w:val="28"/>
+          <w:szCs w:val="28"/>
+        </w:rPr>
+      </w:pPr>
+      <w:r>
+        <w:rPr>
+          <w:rFonts w:ascii="Times New Roman" w:eastAsia="Times New Roman" w:hAnsi="Times New Roman" w:cs="Times New Roman"/>
+          <w:sz w:val="28"/>
+          <w:szCs w:val="28"/>
+        </w:rPr>
+        <w:t>- исторический минимум</w:t>
+      </w:r>
+    </w:p>
+    <w:p>
+      <w:pPr>
+        <w:spacing w:line="240" w:lineRule="auto"/>
+        <w:ind w:left="1701"/>
+        <w:jc w:val="both"/>
+        <w:rPr>
+          <w:rFonts w:ascii="Times New Roman" w:eastAsia="Times New Roman" w:hAnsi="Times New Roman" w:cs="Times New Roman"/>
+          <w:sz w:val="28"/>
+          <w:szCs w:val="28"/>
+        </w:rPr>
+      </w:pPr>
+      <w:r>
+        <w:rPr>
+          <w:rFonts w:ascii="Times New Roman" w:eastAsia="Times New Roman" w:hAnsi="Times New Roman" w:cs="Times New Roman"/>
+          <w:sz w:val="28"/>
+          <w:szCs w:val="28"/>
+        </w:rPr>
+        <w:t xml:space="preserve">- максимальная цена за </w:t>
+      </w:r>
+      <w:proofErr w:type="gramStart"/>
+      <w:r>
+        <w:rPr>
+          <w:rFonts w:ascii="Times New Roman" w:eastAsia="Times New Roman" w:hAnsi="Times New Roman" w:cs="Times New Roman"/>
+          <w:sz w:val="28"/>
+          <w:szCs w:val="28"/>
+        </w:rPr>
+        <w:t>последние</w:t>
+      </w:r>
+      <w:proofErr w:type="gramEnd"/>
+      <w:r>
+        <w:rPr>
+          <w:rFonts w:ascii="Times New Roman" w:eastAsia="Times New Roman" w:hAnsi="Times New Roman" w:cs="Times New Roman"/>
+          <w:sz w:val="28"/>
+          <w:szCs w:val="28"/>
+        </w:rPr>
+        <w:t xml:space="preserve"> 24 часа</w:t>
+      </w:r>
+    </w:p>
+    <w:p>
+      <w:pPr>
+        <w:spacing w:line="240" w:lineRule="auto"/>
+        <w:ind w:left="1701"/>
+        <w:jc w:val="both"/>
+        <w:rPr>
+          <w:rFonts w:ascii="Times New Roman" w:eastAsia="Times New Roman" w:hAnsi="Times New Roman" w:cs="Times New Roman"/>
+          <w:sz w:val="28"/>
+          <w:szCs w:val="28"/>
+        </w:rPr>
+      </w:pPr>
+      <w:r>
+        <w:rPr>
+          <w:rFonts w:ascii="Times New Roman" w:eastAsia="Times New Roman" w:hAnsi="Times New Roman" w:cs="Times New Roman"/>
+          <w:sz w:val="28"/>
+          <w:szCs w:val="28"/>
+        </w:rPr>
+        <w:t xml:space="preserve">- минимальная цена за </w:t>
+      </w:r>
+      <w:proofErr w:type="gramStart"/>
+      <w:r>
+        <w:rPr>
+          <w:rFonts w:ascii="Times New Roman" w:eastAsia="Times New Roman" w:hAnsi="Times New Roman" w:cs="Times New Roman"/>
+          <w:sz w:val="28"/>
+          <w:szCs w:val="28"/>
+        </w:rPr>
+        <w:t>последние</w:t>
+      </w:r>
+      <w:proofErr w:type="gramEnd"/>
+      <w:r>
+        <w:rPr>
+          <w:rFonts w:ascii="Times New Roman" w:eastAsia="Times New Roman" w:hAnsi="Times New Roman" w:cs="Times New Roman"/>
+          <w:sz w:val="28"/>
+          <w:szCs w:val="28"/>
+        </w:rPr>
+        <w:t xml:space="preserve"> 24 часа</w:t>
+      </w:r>
+    </w:p>
+    <w:p>
+      <w:pPr>
+        <w:spacing w:line="240" w:lineRule="auto"/>
+        <w:ind w:left="1701"/>
+        <w:jc w:val="both"/>
+        <w:rPr>
+          <w:rFonts w:ascii="Times New Roman" w:eastAsia="Times New Roman" w:hAnsi="Times New Roman" w:cs="Times New Roman"/>
+          <w:sz w:val="28"/>
+          <w:szCs w:val="28"/>
+        </w:rPr>
+      </w:pPr>
+      <w:r>
+        <w:rPr>
+          <w:rFonts w:ascii="Times New Roman" w:eastAsia="Times New Roman" w:hAnsi="Times New Roman" w:cs="Times New Roman"/>
+          <w:sz w:val="28"/>
+          <w:szCs w:val="28"/>
+        </w:rPr>
+        <w:t>- общее количество монет в обращении в текущее время</w:t>
+      </w:r>
+    </w:p>
+    <w:p>
+      <w:pPr>
+        <w:pBdr>
+          <w:top w:val="nil"/>
+          <w:left w:val="nil"/>
+          <w:bottom w:val="nil"/>
+          <w:right w:val="nil"/>
+          <w:between w:val="nil"/>
+        </w:pBdr>
+        <w:spacing w:line="240" w:lineRule="auto"/>
+        <w:ind w:left="1418"/>
+        <w:jc w:val="both"/>
+        <w:rPr>
+          <w:rFonts w:ascii="Times New Roman" w:eastAsia="Times New Roman" w:hAnsi="Times New Roman" w:cs="Times New Roman"/>
+          <w:sz w:val="28"/>
+          <w:szCs w:val="28"/>
+        </w:rPr>
+      </w:pPr>
+    </w:p>
+    <w:p>
+      <w:pPr>
+        <w:pBdr>
+          <w:top w:val="nil"/>
+          <w:left w:val="nil"/>
+          <w:bottom w:val="nil"/>
+          <w:right w:val="nil"/>
+          <w:between w:val="nil"/>
+        </w:pBdr>
+        <w:spacing w:line="240" w:lineRule="auto"/>
+        <w:ind w:left="1134"/>
+        <w:jc w:val="both"/>
+        <w:rPr>
+          <w:rFonts w:ascii="Times New Roman" w:eastAsia="Times New Roman" w:hAnsi="Times New Roman" w:cs="Times New Roman"/>
+          <w:sz w:val="28"/>
+          <w:szCs w:val="28"/>
+        </w:rPr>
+      </w:pPr>
+      <w:r>
+        <w:rPr>
+          <w:rFonts w:ascii="Times New Roman" w:eastAsia="Times New Roman" w:hAnsi="Times New Roman" w:cs="Times New Roman"/>
+          <w:noProof/>
+          <w:sz w:val="28"/>
+          <w:szCs w:val="28"/>
+        </w:rPr>
+        <w:drawing>
+          <wp:inline distT="0" distB="0" distL="0" distR="0">
+            <wp:extent cx="4140200" cy="2144475"/>
+            <wp:effectExtent l="19050" t="0" r="0" b="0"/>
+            <wp:docPr id="10" name="Рисунок 10"/>
+            <wp:cNvGraphicFramePr>
+              <a:graphicFrameLocks xmlns:a="http://schemas.openxmlformats.org/drawingml/2006/main" noChangeAspect="1"/>
+            </wp:cNvGraphicFramePr>
+            <a:graphic xmlns:a="http://schemas.openxmlformats.org/drawingml/2006/main">
+              <a:graphicData uri="http://schemas.openxmlformats.org/drawingml/2006/picture">
+                <pic:pic xmlns:pic="http://schemas.openxmlformats.org/drawingml/2006/picture">
+                  <pic:nvPicPr>
+                    <pic:cNvPr id="0" name="Picture 10"/>
+                    <pic:cNvPicPr>
+                      <a:picLocks noChangeAspect="1" noChangeArrowheads="1"/>
+                    </pic:cNvPicPr>
+                  </pic:nvPicPr>
+                  <pic:blipFill>
+                    <a:blip r:embed="rId8" cstate="print"/>
+                    <a:srcRect/>
+                    <a:stretch>
+                      <a:fillRect/>
+                    </a:stretch>
+                  </pic:blipFill>
+                  <pic:spPr bwMode="auto">
+                    <a:xfrm>
+                      <a:off x="0" y="0"/>
+                      <a:ext cx="4143150" cy="2146003"/>
+                    </a:xfrm>
+                    <a:prstGeom prst="rect">
+                      <a:avLst/>
+                    </a:prstGeom>
+                    <a:noFill/>
+                    <a:ln w="9525">
+                      <a:noFill/>
+                      <a:miter lim="800000"/>
+                      <a:headEnd/>
+                      <a:tailEnd/>
+                    </a:ln>
+                  </pic:spPr>
+                </pic:pic>
+              </a:graphicData>
+            </a:graphic>
+          </wp:inline>
+        </w:drawing>
+      </w:r>
+    </w:p>
+    <w:p>
+      <w:pPr>
+        <w:pStyle w:val="1"/>
+        <w:ind w:left="142"/>
+        <w:rPr>
+          <w:rFonts w:ascii="Times New Roman" w:hAnsi="Times New Roman" w:cs="Times New Roman"/>
+          <w:sz w:val="28"/>
+          <w:szCs w:val="28"/>
+        </w:rPr>
+      </w:pPr>
+      <w:bookmarkStart w:id="19" w:name="_7y0rie4sfosq" w:colFirst="0" w:colLast="0"/>
+      <w:bookmarkStart w:id="20" w:name="_Toc236844344"/>
+      <w:bookmarkEnd w:id="19"/>
+      <w:r>
+        <w:rPr>
+          <w:rFonts w:ascii="Times New Roman" w:hAnsi="Times New Roman" w:cs="Times New Roman"/>
+          <w:sz w:val="28"/>
+          <w:szCs w:val="28"/>
+        </w:rPr>
+        <w:lastRenderedPageBreak/>
+        <w:t>5</w:t>
+      </w:r>
+      <w:r>
+        <w:rPr>
+          <w:rFonts w:ascii="Times New Roman" w:hAnsi="Times New Roman" w:cs="Times New Roman"/>
+          <w:sz w:val="28"/>
+          <w:szCs w:val="28"/>
+        </w:rPr>
         <w:t xml:space="preserve"> </w:t>
       </w:r>
       <w:r>
         <w:rPr>
-          <w:rFonts w:ascii="Times New Roman" w:eastAsia="Times New Roman" w:hAnsi="Times New Roman" w:cs="Times New Roman"/>
+          <w:rFonts w:ascii="Times New Roman" w:hAnsi="Times New Roman" w:cs="Times New Roman"/>
+          <w:sz w:val="28"/>
+          <w:szCs w:val="28"/>
+        </w:rPr>
+        <w:t xml:space="preserve"> </w:t>
+      </w:r>
+      <w:r>
+        <w:rPr>
+          <w:rFonts w:ascii="Times New Roman" w:hAnsi="Times New Roman" w:cs="Times New Roman"/>
           <w:sz w:val="28"/>
           <w:szCs w:val="28"/>
         </w:rPr>
         <w:t>Требования к документации</w:t>
       </w:r>
+      <w:bookmarkEnd w:id="20"/>
     </w:p>
     <w:p>
       <w:pPr>
@@ -2635,7 +4358,7 @@
       <w:pPr>
         <w:pStyle w:val="1"/>
         <w:spacing w:before="0" w:line="240" w:lineRule="auto"/>
-        <w:ind w:left="720"/>
+        <w:ind w:left="142"/>
         <w:jc w:val="both"/>
         <w:rPr>
           <w:rFonts w:ascii="Times New Roman" w:eastAsia="Times New Roman" w:hAnsi="Times New Roman" w:cs="Times New Roman"/>
@@ -2643,22 +4366,22 @@
           <w:szCs w:val="28"/>
         </w:rPr>
       </w:pPr>
-      <w:bookmarkStart w:id="12" w:name="_3rdcrjn" w:colFirst="0" w:colLast="0"/>
-      <w:bookmarkEnd w:id="12"/>
-      <w:r>
-        <w:rPr>
-          <w:rFonts w:ascii="Times New Roman" w:eastAsia="Times New Roman" w:hAnsi="Times New Roman" w:cs="Times New Roman"/>
-          <w:sz w:val="28"/>
-          <w:szCs w:val="28"/>
-        </w:rPr>
-        <w:t xml:space="preserve">5 </w:t>
-      </w:r>
-      <w:r>
-        <w:rPr>
-          <w:rFonts w:ascii="Times New Roman" w:eastAsia="Times New Roman" w:hAnsi="Times New Roman" w:cs="Times New Roman"/>
-          <w:sz w:val="28"/>
-          <w:szCs w:val="28"/>
-          <w:lang w:val="en-US"/>
+      <w:bookmarkStart w:id="21" w:name="_3rdcrjn" w:colFirst="0" w:colLast="0"/>
+      <w:bookmarkStart w:id="22" w:name="_Toc236844345"/>
+      <w:bookmarkEnd w:id="21"/>
+      <w:r>
+        <w:rPr>
+          <w:rFonts w:ascii="Times New Roman" w:eastAsia="Times New Roman" w:hAnsi="Times New Roman" w:cs="Times New Roman"/>
+          <w:sz w:val="28"/>
+          <w:szCs w:val="28"/>
+        </w:rPr>
+        <w:t>6</w:t>
+      </w:r>
+      <w:r>
+        <w:rPr>
+          <w:rFonts w:ascii="Times New Roman" w:eastAsia="Times New Roman" w:hAnsi="Times New Roman" w:cs="Times New Roman"/>
+          <w:sz w:val="28"/>
+          <w:szCs w:val="28"/>
         </w:rPr>
         <w:t xml:space="preserve"> </w:t>
       </w:r>
@@ -2668,7 +4391,24 @@
           <w:sz w:val="28"/>
           <w:szCs w:val="28"/>
         </w:rPr>
-        <w:t xml:space="preserve">Порядок предоставления дистрибутива </w:t>
+        <w:t xml:space="preserve"> </w:t>
+      </w:r>
+      <w:r>
+        <w:rPr>
+          <w:rFonts w:ascii="Times New Roman" w:eastAsia="Times New Roman" w:hAnsi="Times New Roman" w:cs="Times New Roman"/>
+          <w:sz w:val="28"/>
+          <w:szCs w:val="28"/>
+        </w:rPr>
+        <w:t>Порядок предоставления дистрибутива</w:t>
+      </w:r>
+      <w:bookmarkEnd w:id="22"/>
+      <w:r>
+        <w:rPr>
+          <w:rFonts w:ascii="Times New Roman" w:eastAsia="Times New Roman" w:hAnsi="Times New Roman" w:cs="Times New Roman"/>
+          <w:sz w:val="28"/>
+          <w:szCs w:val="28"/>
+        </w:rPr>
+        <w:t xml:space="preserve"> </w:t>
       </w:r>
     </w:p>
     <w:p>
@@ -2798,7 +4538,7 @@
       <w:pPr>
         <w:pStyle w:val="1"/>
         <w:spacing w:line="240" w:lineRule="auto"/>
-        <w:ind w:left="720"/>
+        <w:ind w:left="142"/>
         <w:jc w:val="both"/>
         <w:rPr>
           <w:rFonts w:ascii="Times New Roman" w:eastAsia="Times New Roman" w:hAnsi="Times New Roman" w:cs="Times New Roman"/>
@@ -2806,16 +4546,24 @@
           <w:szCs w:val="28"/>
         </w:rPr>
       </w:pPr>
-      <w:bookmarkStart w:id="13" w:name="_26in1rg" w:colFirst="0" w:colLast="0"/>
-      <w:bookmarkEnd w:id="13"/>
-      <w:r>
-        <w:rPr>
-          <w:rFonts w:ascii="Times New Roman" w:eastAsia="Times New Roman" w:hAnsi="Times New Roman" w:cs="Times New Roman"/>
-          <w:sz w:val="28"/>
-          <w:szCs w:val="28"/>
-        </w:rPr>
-        <w:lastRenderedPageBreak/>
-        <w:t xml:space="preserve">6 </w:t>
+      <w:bookmarkStart w:id="23" w:name="_26in1rg" w:colFirst="0" w:colLast="0"/>
+      <w:bookmarkStart w:id="24" w:name="_Toc236844346"/>
+      <w:bookmarkEnd w:id="23"/>
+      <w:r>
+        <w:rPr>
+          <w:rFonts w:ascii="Times New Roman" w:eastAsia="Times New Roman" w:hAnsi="Times New Roman" w:cs="Times New Roman"/>
+          <w:sz w:val="28"/>
+          <w:szCs w:val="28"/>
+        </w:rPr>
+        <w:t>7</w:t>
+      </w:r>
+      <w:r>
+        <w:rPr>
+          <w:rFonts w:ascii="Times New Roman" w:eastAsia="Times New Roman" w:hAnsi="Times New Roman" w:cs="Times New Roman"/>
+          <w:sz w:val="28"/>
+          <w:szCs w:val="28"/>
+        </w:rPr>
+        <w:t xml:space="preserve"> </w:t>
       </w:r>
       <w:r>
         <w:rPr>
@@ -2832,7 +4580,16 @@
           <w:sz w:val="28"/>
           <w:szCs w:val="28"/>
         </w:rPr>
-        <w:t xml:space="preserve">Защита исходного кода </w:t>
+        <w:t>Защита исходного кода</w:t>
+      </w:r>
+      <w:bookmarkEnd w:id="24"/>
+      <w:r>
+        <w:rPr>
+          <w:rFonts w:ascii="Times New Roman" w:eastAsia="Times New Roman" w:hAnsi="Times New Roman" w:cs="Times New Roman"/>
+          <w:sz w:val="28"/>
+          <w:szCs w:val="28"/>
+        </w:rPr>
+        <w:t xml:space="preserve"> </w:t>
       </w:r>
     </w:p>
     <w:p>
@@ -2859,7 +4616,7 @@
       <w:pPr>
         <w:pStyle w:val="1"/>
         <w:spacing w:line="240" w:lineRule="auto"/>
-        <w:ind w:left="720"/>
+        <w:ind w:left="142"/>
         <w:jc w:val="both"/>
         <w:rPr>
           <w:rFonts w:ascii="Times New Roman" w:eastAsia="Times New Roman" w:hAnsi="Times New Roman" w:cs="Times New Roman"/>
@@ -2867,22 +4624,22 @@
           <w:szCs w:val="28"/>
         </w:rPr>
       </w:pPr>
-      <w:bookmarkStart w:id="14" w:name="_lnxbz9" w:colFirst="0" w:colLast="0"/>
-      <w:bookmarkEnd w:id="14"/>
-      <w:r>
-        <w:rPr>
-          <w:rFonts w:ascii="Times New Roman" w:eastAsia="Times New Roman" w:hAnsi="Times New Roman" w:cs="Times New Roman"/>
-          <w:sz w:val="28"/>
-          <w:szCs w:val="28"/>
-        </w:rPr>
-        <w:t xml:space="preserve">7 </w:t>
-      </w:r>
-      <w:r>
-        <w:rPr>
-          <w:rFonts w:ascii="Times New Roman" w:eastAsia="Times New Roman" w:hAnsi="Times New Roman" w:cs="Times New Roman"/>
-          <w:sz w:val="28"/>
-          <w:szCs w:val="28"/>
-          <w:lang w:val="en-US"/>
+      <w:bookmarkStart w:id="25" w:name="_lnxbz9" w:colFirst="0" w:colLast="0"/>
+      <w:bookmarkStart w:id="26" w:name="_Toc236844347"/>
+      <w:bookmarkEnd w:id="25"/>
+      <w:r>
+        <w:rPr>
+          <w:rFonts w:ascii="Times New Roman" w:eastAsia="Times New Roman" w:hAnsi="Times New Roman" w:cs="Times New Roman"/>
+          <w:sz w:val="28"/>
+          <w:szCs w:val="28"/>
+        </w:rPr>
+        <w:t>8</w:t>
+      </w:r>
+      <w:r>
+        <w:rPr>
+          <w:rFonts w:ascii="Times New Roman" w:eastAsia="Times New Roman" w:hAnsi="Times New Roman" w:cs="Times New Roman"/>
+          <w:sz w:val="28"/>
+          <w:szCs w:val="28"/>
         </w:rPr>
         <w:t xml:space="preserve"> </w:t>
       </w:r>
@@ -2892,7 +4649,24 @@
           <w:sz w:val="28"/>
           <w:szCs w:val="28"/>
         </w:rPr>
-        <w:t xml:space="preserve">Требования к техническому обеспечению </w:t>
+        <w:t xml:space="preserve"> </w:t>
+      </w:r>
+      <w:r>
+        <w:rPr>
+          <w:rFonts w:ascii="Times New Roman" w:eastAsia="Times New Roman" w:hAnsi="Times New Roman" w:cs="Times New Roman"/>
+          <w:sz w:val="28"/>
+          <w:szCs w:val="28"/>
+        </w:rPr>
+        <w:t>Требования к техническому обеспечению</w:t>
+      </w:r>
+      <w:bookmarkEnd w:id="26"/>
+      <w:r>
+        <w:rPr>
+          <w:rFonts w:ascii="Times New Roman" w:eastAsia="Times New Roman" w:hAnsi="Times New Roman" w:cs="Times New Roman"/>
+          <w:sz w:val="28"/>
+          <w:szCs w:val="28"/>
+        </w:rPr>
+        <w:t xml:space="preserve"> </w:t>
       </w:r>
     </w:p>
     <w:p>
@@ -3024,7 +4798,7 @@
           <w:between w:val="nil"/>
         </w:pBdr>
         <w:spacing w:line="240" w:lineRule="auto"/>
-        <w:ind w:left="720"/>
+        <w:ind w:left="142"/>
         <w:jc w:val="both"/>
         <w:rPr>
           <w:rFonts w:ascii="Times New Roman" w:eastAsia="Times New Roman" w:hAnsi="Times New Roman" w:cs="Times New Roman"/>
@@ -3032,22 +4806,22 @@
           <w:szCs w:val="28"/>
         </w:rPr>
       </w:pPr>
-      <w:bookmarkStart w:id="15" w:name="_8wocta5b8dtw" w:colFirst="0" w:colLast="0"/>
-      <w:bookmarkEnd w:id="15"/>
-      <w:r>
-        <w:rPr>
-          <w:rFonts w:ascii="Times New Roman" w:eastAsia="Times New Roman" w:hAnsi="Times New Roman" w:cs="Times New Roman"/>
-          <w:sz w:val="28"/>
-          <w:szCs w:val="28"/>
-        </w:rPr>
-        <w:t xml:space="preserve">8 </w:t>
-      </w:r>
-      <w:r>
-        <w:rPr>
-          <w:rFonts w:ascii="Times New Roman" w:eastAsia="Times New Roman" w:hAnsi="Times New Roman" w:cs="Times New Roman"/>
-          <w:sz w:val="28"/>
-          <w:szCs w:val="28"/>
-          <w:lang w:val="en-US"/>
+      <w:bookmarkStart w:id="27" w:name="_8wocta5b8dtw" w:colFirst="0" w:colLast="0"/>
+      <w:bookmarkStart w:id="28" w:name="_Toc236844348"/>
+      <w:bookmarkEnd w:id="27"/>
+      <w:r>
+        <w:rPr>
+          <w:rFonts w:ascii="Times New Roman" w:eastAsia="Times New Roman" w:hAnsi="Times New Roman" w:cs="Times New Roman"/>
+          <w:sz w:val="28"/>
+          <w:szCs w:val="28"/>
+        </w:rPr>
+        <w:t>9</w:t>
+      </w:r>
+      <w:r>
+        <w:rPr>
+          <w:rFonts w:ascii="Times New Roman" w:eastAsia="Times New Roman" w:hAnsi="Times New Roman" w:cs="Times New Roman"/>
+          <w:sz w:val="28"/>
+          <w:szCs w:val="28"/>
         </w:rPr>
         <w:t xml:space="preserve"> </w:t>
       </w:r>
@@ -3057,7 +4831,24 @@
           <w:sz w:val="28"/>
           <w:szCs w:val="28"/>
         </w:rPr>
-        <w:t xml:space="preserve">Глоссарий и перечень сокращений </w:t>
+        <w:t xml:space="preserve"> </w:t>
+      </w:r>
+      <w:r>
+        <w:rPr>
+          <w:rFonts w:ascii="Times New Roman" w:eastAsia="Times New Roman" w:hAnsi="Times New Roman" w:cs="Times New Roman"/>
+          <w:sz w:val="28"/>
+          <w:szCs w:val="28"/>
+        </w:rPr>
+        <w:t>Глоссарий и перечень сокращений</w:t>
+      </w:r>
+      <w:bookmarkEnd w:id="28"/>
+      <w:r>
+        <w:rPr>
+          <w:rFonts w:ascii="Times New Roman" w:eastAsia="Times New Roman" w:hAnsi="Times New Roman" w:cs="Times New Roman"/>
+          <w:sz w:val="28"/>
+          <w:szCs w:val="28"/>
+        </w:rPr>
+        <w:t xml:space="preserve"> </w:t>
       </w:r>
     </w:p>
     <w:p>
@@ -3157,7 +4948,6 @@
           <w:rFonts w:ascii="Times New Roman" w:eastAsia="Times New Roman" w:hAnsi="Times New Roman" w:cs="Times New Roman"/>
           <w:sz w:val="28"/>
           <w:szCs w:val="28"/>
-          <w:lang w:val="ru-RU"/>
         </w:rPr>
       </w:pPr>
     </w:p>
@@ -3274,7 +5064,7 @@
     </w:p>
     <w:sectPr>
       <w:pgSz w:w="11909" w:h="16834"/>
-      <w:pgMar w:top="1440" w:right="1440" w:bottom="1440" w:left="1440" w:header="720" w:footer="720" w:gutter="0"/>
+      <w:pgMar w:top="993" w:right="1440" w:bottom="993" w:left="1440" w:header="720" w:footer="720" w:gutter="0"/>
       <w:pgNumType w:start="1"/>
       <w:cols w:space="708"/>
       <w:docGrid w:linePitch="360"/>
@@ -3408,7 +5198,7 @@
       <w:lvlText w:val="●"/>
       <w:lvlJc w:val="left"/>
       <w:pPr>
-        <w:ind w:left="2062" w:hanging="360"/>
+        <w:ind w:left="5039" w:hanging="360"/>
       </w:pPr>
       <w:rPr>
         <w:u w:val="none"/>
@@ -4456,7 +6246,7 @@
         <w:rFonts w:ascii="Arial" w:eastAsia="Arial" w:hAnsi="Arial" w:cs="Arial"/>
         <w:sz w:val="22"/>
         <w:szCs w:val="22"/>
-        <w:lang w:eastAsia="ru-RU" w:bidi="ar-SA"/>
+        <w:lang w:val="ru-RU" w:eastAsia="ru-RU" w:bidi="ar-SA"/>
       </w:rPr>
     </w:rPrDefault>
     <w:pPrDefault>
@@ -4607,6 +6397,7 @@
   <w:style w:type="paragraph" w:default="1" w:styleId="a">
     <w:name w:val="Normal"/>
     <w:qFormat/>
+    <w:rsid w:val="00BE2653"/>
   </w:style>
   <w:style w:type="paragraph" w:styleId="1">
     <w:name w:val="heading 1"/>
@@ -4712,7 +6503,6 @@
   <w:style w:type="character" w:default="1" w:styleId="a0">
     <w:name w:val="Default Paragraph Font"/>
     <w:uiPriority w:val="1"/>
-    <w:semiHidden/>
     <w:unhideWhenUsed/>
   </w:style>
   <w:style w:type="table" w:default="1" w:styleId="a1">
@@ -4828,6 +6618,76 @@
       <w:rFonts w:ascii="Tahoma" w:hAnsi="Tahoma" w:cs="Tahoma"/>
       <w:sz w:val="16"/>
       <w:szCs w:val="16"/>
+    </w:rPr>
+  </w:style>
+  <w:style w:type="paragraph" w:styleId="a7">
+    <w:name w:val="List Paragraph"/>
+    <w:basedOn w:val="a"/>
+    <w:uiPriority w:val="34"/>
+    <w:qFormat/>
+    <w:rsid w:val="004058F5"/>
+    <w:pPr>
+      <w:ind w:left="720"/>
+      <w:contextualSpacing/>
+    </w:pPr>
+  </w:style>
+  <w:style w:type="paragraph" w:styleId="a8">
+    <w:name w:val="TOC Heading"/>
+    <w:basedOn w:val="1"/>
+    <w:next w:val="a"/>
+    <w:uiPriority w:val="39"/>
+    <w:semiHidden/>
+    <w:unhideWhenUsed/>
+    <w:qFormat/>
+    <w:rsid w:val="006064E1"/>
+    <w:pPr>
+      <w:spacing w:before="480" w:after="0"/>
+      <w:outlineLvl w:val="9"/>
+    </w:pPr>
+    <w:rPr>
+      <w:rFonts w:asciiTheme="majorHAnsi" w:eastAsiaTheme="majorEastAsia" w:hAnsiTheme="majorHAnsi" w:cstheme="majorBidi"/>
+      <w:b/>
+      <w:bCs/>
+      <w:color w:val="365F91" w:themeColor="accent1" w:themeShade="BF"/>
+      <w:sz w:val="28"/>
+      <w:szCs w:val="28"/>
+      <w:lang w:eastAsia="en-US"/>
+    </w:rPr>
+  </w:style>
+  <w:style w:type="paragraph" w:styleId="10">
+    <w:name w:val="toc 1"/>
+    <w:basedOn w:val="a"/>
+    <w:next w:val="a"/>
+    <w:autoRedefine/>
+    <w:uiPriority w:val="39"/>
+    <w:unhideWhenUsed/>
+    <w:rsid w:val="006064E1"/>
+    <w:pPr>
+      <w:spacing w:after="100"/>
+    </w:pPr>
+  </w:style>
+  <w:style w:type="paragraph" w:styleId="20">
+    <w:name w:val="toc 2"/>
+    <w:basedOn w:val="a"/>
+    <w:next w:val="a"/>
+    <w:autoRedefine/>
+    <w:uiPriority w:val="39"/>
+    <w:unhideWhenUsed/>
+    <w:rsid w:val="006064E1"/>
+    <w:pPr>
+      <w:spacing w:after="100"/>
+      <w:ind w:left="220"/>
+    </w:pPr>
+  </w:style>
+  <w:style w:type="character" w:styleId="a9">
+    <w:name w:val="Hyperlink"/>
+    <w:basedOn w:val="a0"/>
+    <w:uiPriority w:val="99"/>
+    <w:unhideWhenUsed/>
+    <w:rsid w:val="006064E1"/>
+    <w:rPr>
+      <w:color w:val="0000FF" w:themeColor="hyperlink"/>
+      <w:u w:val="single"/>
     </w:rPr>
   </w:style>
 </w:styles>
@@ -5159,6 +7019,10 @@
 </go:gDocsCustomXmlDataStorage>
 </file>
 
+<file path=customXml/item2.xml><?xml version="1.0" encoding="utf-8"?>
+<b:Sources xmlns:b="http://schemas.openxmlformats.org/officeDocument/2006/bibliography" xmlns="http://schemas.openxmlformats.org/officeDocument/2006/bibliography" SelectedStyle="\APA.XSL" StyleName="APA"/>
+</file>
+
 <file path=customXml/itemProps1.xml><?xml version="1.0" encoding="utf-8"?>
 <ds:datastoreItem xmlns:ds="http://schemas.openxmlformats.org/officeDocument/2006/customXml" ds:itemID="{11111111-1234-1234-1234-123412341234}">
   <ds:schemaRefs>
@@ -5166,4 +7030,12 @@
     <ds:schemaRef ds:uri="http://schemas.openxmlformats.org/officeDocument/2006/relationships"/>
   </ds:schemaRefs>
 </ds:datastoreItem>
+</file>
+
+<file path=customXml/itemProps2.xml><?xml version="1.0" encoding="utf-8"?>
+<ds:datastoreItem xmlns:ds="http://schemas.openxmlformats.org/officeDocument/2006/customXml" ds:itemID="{70B89FF4-C2DE-4876-BFF4-8D37FACF4F31}">
+  <ds:schemaRefs>
+    <ds:schemaRef ds:uri="http://schemas.openxmlformats.org/officeDocument/2006/bibliography"/>
+  </ds:schemaRefs>
+</ds:datastoreItem>
 </file>